--- a/TC (p. 5.1, 5.2)/Sprawozdanie_cząstkowe/Sprawozdanie_Czastkowe_Diagram_Klas.docx
+++ b/TC (p. 5.1, 5.2)/Sprawozdanie_cząstkowe/Sprawozdanie_Czastkowe_Diagram_Klas.docx
@@ -212,6 +212,19 @@
         </w:rPr>
         <w:t xml:space="preserve"> – hierarchia dziedziczenia określająca role, uprawnienia i uwierzytelnianie osób korzystających z portalu i aplikacji.</w:t>
       </w:r>
+    </w:p>
+    <w:p>
+      <w:pPr>
+        <w:pStyle w:val="Listapunktowana"/>
+        <w:numPr>
+          <w:ilvl w:val="0"/>
+          <w:numId w:val="0"/>
+        </w:numPr>
+        <w:jc w:val="both"/>
+        <w:rPr>
+          <w:lang w:val="pl-PL"/>
+        </w:rPr>
+      </w:pPr>
     </w:p>
     <w:p>
       <w:pPr>
@@ -226,30 +239,16 @@
           <w:lang w:val="pl-PL"/>
         </w:rPr>
       </w:pPr>
-    </w:p>
-    <w:p>
-      <w:pPr>
-        <w:pStyle w:val="Listapunktowana"/>
-        <w:numPr>
-          <w:ilvl w:val="0"/>
-          <w:numId w:val="0"/>
-        </w:numPr>
-        <w:ind w:left="360" w:hanging="360"/>
-        <w:jc w:val="both"/>
-        <w:rPr>
-          <w:lang w:val="pl-PL"/>
-        </w:rPr>
-      </w:pPr>
       <w:r>
         <w:rPr>
           <w:noProof/>
           <w:lang w:val="pl-PL"/>
         </w:rPr>
         <w:drawing>
-          <wp:inline distT="0" distB="0" distL="0" distR="0" wp14:anchorId="23CD5B39" wp14:editId="4E4A8C6A">
-            <wp:extent cx="6891278" cy="1226820"/>
-            <wp:effectExtent l="0" t="0" r="5080" b="0"/>
-            <wp:docPr id="1838817206" name="Obraz 1"/>
+          <wp:inline distT="0" distB="0" distL="0" distR="0" wp14:anchorId="69BDA2ED" wp14:editId="4DC46575">
+            <wp:extent cx="6924675" cy="5648325"/>
+            <wp:effectExtent l="0" t="0" r="9525" b="9525"/>
+            <wp:docPr id="106762379" name="Obraz 1"/>
             <wp:cNvGraphicFramePr>
               <a:graphicFrameLocks xmlns:a="http://schemas.openxmlformats.org/drawingml/2006/main" noChangeAspect="1"/>
             </wp:cNvGraphicFramePr>
@@ -278,7 +277,7 @@
                   <pic:spPr bwMode="auto">
                     <a:xfrm>
                       <a:off x="0" y="0"/>
-                      <a:ext cx="6901462" cy="1228633"/>
+                      <a:ext cx="6924675" cy="5648325"/>
                     </a:xfrm>
                     <a:prstGeom prst="rect">
                       <a:avLst/>
@@ -297,6 +296,2881 @@
     </w:p>
     <w:p>
       <w:pPr>
+        <w:pStyle w:val="Nagwek1"/>
+        <w:jc w:val="both"/>
+        <w:rPr>
+          <w:lang w:val="pl-PL"/>
+        </w:rPr>
+      </w:pPr>
+      <w:r>
+        <w:rPr>
+          <w:lang w:val="pl-PL"/>
+        </w:rPr>
+        <w:lastRenderedPageBreak/>
+        <w:t>5.2. Uporządkowany alfabetycznie wykaz wszystkich klas</w:t>
+      </w:r>
+    </w:p>
+    <w:p>
+      <w:pPr>
+        <w:jc w:val="both"/>
+      </w:pPr>
+      <w:r>
+        <w:rPr>
+          <w:lang w:val="pl-PL"/>
+        </w:rPr>
+        <w:t xml:space="preserve">Poniżej znajduje się skonsolidowany wykaz wszystkich zidentyfikowanych w systemie klas, stanowiący kompletną specyfikację obiektową. </w:t>
+      </w:r>
+      <w:proofErr w:type="spellStart"/>
+      <w:r>
+        <w:t>Został</w:t>
+      </w:r>
+      <w:proofErr w:type="spellEnd"/>
+      <w:r>
+        <w:t xml:space="preserve"> on </w:t>
+      </w:r>
+      <w:proofErr w:type="spellStart"/>
+      <w:r>
+        <w:t>przygotowany</w:t>
+      </w:r>
+      <w:proofErr w:type="spellEnd"/>
+      <w:r>
+        <w:t xml:space="preserve"> </w:t>
+      </w:r>
+      <w:proofErr w:type="spellStart"/>
+      <w:r>
+        <w:t>na</w:t>
+      </w:r>
+      <w:proofErr w:type="spellEnd"/>
+      <w:r>
+        <w:t xml:space="preserve"> podstawie powyższych diagramów.</w:t>
+      </w:r>
+    </w:p>
+    <w:p>
+      <w:pPr>
+        <w:jc w:val="both"/>
+      </w:pPr>
+      <w:r>
+        <w:rPr>
+          <w:b/>
+        </w:rPr>
+        <w:t>1. Abonament</w:t>
+      </w:r>
+    </w:p>
+    <w:p>
+      <w:pPr>
+        <w:pStyle w:val="Listapunktowana"/>
+        <w:jc w:val="both"/>
+        <w:rPr>
+          <w:lang w:val="pl-PL"/>
+        </w:rPr>
+      </w:pPr>
+      <w:r>
+        <w:rPr>
+          <w:b/>
+          <w:lang w:val="pl-PL"/>
+        </w:rPr>
+        <w:t xml:space="preserve">Opis: </w:t>
+      </w:r>
+      <w:r>
+        <w:rPr>
+          <w:lang w:val="pl-PL"/>
+        </w:rPr>
+        <w:t>Reprezentuje usługę cyklicznego czyszczenia, którą klient może wykupić na dłuższy czas.</w:t>
+      </w:r>
+    </w:p>
+    <w:p>
+      <w:pPr>
+        <w:pStyle w:val="Listapunktowana"/>
+        <w:jc w:val="both"/>
+        <w:rPr>
+          <w:lang w:val="pl-PL"/>
+        </w:rPr>
+      </w:pPr>
+      <w:r>
+        <w:rPr>
+          <w:b/>
+          <w:lang w:val="pl-PL"/>
+        </w:rPr>
+        <w:t xml:space="preserve">Atrybuty: </w:t>
+      </w:r>
+      <w:r>
+        <w:rPr>
+          <w:lang w:val="pl-PL"/>
+        </w:rPr>
+        <w:t xml:space="preserve">id (UUID), </w:t>
+      </w:r>
+      <w:proofErr w:type="spellStart"/>
+      <w:r>
+        <w:rPr>
+          <w:lang w:val="pl-PL"/>
+        </w:rPr>
+        <w:t>okresOd</w:t>
+      </w:r>
+      <w:proofErr w:type="spellEnd"/>
+      <w:r>
+        <w:rPr>
+          <w:lang w:val="pl-PL"/>
+        </w:rPr>
+        <w:t xml:space="preserve">, </w:t>
+      </w:r>
+      <w:proofErr w:type="spellStart"/>
+      <w:r>
+        <w:rPr>
+          <w:lang w:val="pl-PL"/>
+        </w:rPr>
+        <w:t>okresDo</w:t>
+      </w:r>
+      <w:proofErr w:type="spellEnd"/>
+      <w:r>
+        <w:rPr>
+          <w:lang w:val="pl-PL"/>
+        </w:rPr>
+        <w:t xml:space="preserve"> (</w:t>
+      </w:r>
+      <w:proofErr w:type="spellStart"/>
+      <w:r>
+        <w:rPr>
+          <w:lang w:val="pl-PL"/>
+        </w:rPr>
+        <w:t>Date</w:t>
+      </w:r>
+      <w:proofErr w:type="spellEnd"/>
+      <w:r>
+        <w:rPr>
+          <w:lang w:val="pl-PL"/>
+        </w:rPr>
+        <w:t xml:space="preserve">), </w:t>
+      </w:r>
+      <w:proofErr w:type="spellStart"/>
+      <w:r>
+        <w:rPr>
+          <w:lang w:val="pl-PL"/>
+        </w:rPr>
+        <w:t>czestotliwosc</w:t>
+      </w:r>
+      <w:proofErr w:type="spellEnd"/>
+      <w:r>
+        <w:rPr>
+          <w:lang w:val="pl-PL"/>
+        </w:rPr>
+        <w:t xml:space="preserve"> (String), cena (Money), aktywny (</w:t>
+      </w:r>
+      <w:proofErr w:type="spellStart"/>
+      <w:r>
+        <w:rPr>
+          <w:lang w:val="pl-PL"/>
+        </w:rPr>
+        <w:t>Boolean</w:t>
+      </w:r>
+      <w:proofErr w:type="spellEnd"/>
+      <w:r>
+        <w:rPr>
+          <w:lang w:val="pl-PL"/>
+        </w:rPr>
+        <w:t>)</w:t>
+      </w:r>
+    </w:p>
+    <w:p>
+      <w:pPr>
+        <w:pStyle w:val="Listapunktowana"/>
+        <w:jc w:val="both"/>
+      </w:pPr>
+      <w:r>
+        <w:rPr>
+          <w:b/>
+        </w:rPr>
+        <w:t xml:space="preserve">Metody: </w:t>
+      </w:r>
+      <w:proofErr w:type="spellStart"/>
+      <w:r>
+        <w:t>aktywuj</w:t>
+      </w:r>
+      <w:proofErr w:type="spellEnd"/>
+      <w:r>
+        <w:t xml:space="preserve">(), </w:t>
+      </w:r>
+      <w:proofErr w:type="spellStart"/>
+      <w:r>
+        <w:t>przedluz</w:t>
+      </w:r>
+      <w:proofErr w:type="spellEnd"/>
+      <w:r>
+        <w:t xml:space="preserve">(), </w:t>
+      </w:r>
+      <w:proofErr w:type="spellStart"/>
+      <w:r>
+        <w:t>anuluj</w:t>
+      </w:r>
+      <w:proofErr w:type="spellEnd"/>
+      <w:r>
+        <w:t>()</w:t>
+      </w:r>
+    </w:p>
+    <w:p>
+      <w:pPr>
+        <w:jc w:val="both"/>
+      </w:pPr>
+      <w:r>
+        <w:rPr>
+          <w:b/>
+        </w:rPr>
+        <w:t>2. Administrator</w:t>
+      </w:r>
+    </w:p>
+    <w:p>
+      <w:pPr>
+        <w:pStyle w:val="Listapunktowana"/>
+        <w:jc w:val="both"/>
+        <w:rPr>
+          <w:lang w:val="pl-PL"/>
+        </w:rPr>
+      </w:pPr>
+      <w:r>
+        <w:rPr>
+          <w:b/>
+          <w:lang w:val="pl-PL"/>
+        </w:rPr>
+        <w:t xml:space="preserve">Opis: </w:t>
+      </w:r>
+      <w:r>
+        <w:rPr>
+          <w:lang w:val="pl-PL"/>
+        </w:rPr>
+        <w:t>Dziedziczy po klasie Pracownik. Reprezentuje menedżera z najwyższymi uprawnieniami w systemie.</w:t>
+      </w:r>
+    </w:p>
+    <w:p>
+      <w:pPr>
+        <w:pStyle w:val="Listapunktowana"/>
+        <w:jc w:val="both"/>
+        <w:rPr>
+          <w:lang w:val="pl-PL"/>
+        </w:rPr>
+      </w:pPr>
+      <w:r>
+        <w:rPr>
+          <w:b/>
+          <w:lang w:val="pl-PL"/>
+        </w:rPr>
+        <w:t xml:space="preserve">Atrybuty: </w:t>
+      </w:r>
+      <w:r>
+        <w:rPr>
+          <w:lang w:val="pl-PL"/>
+        </w:rPr>
+        <w:t xml:space="preserve">rola / </w:t>
+      </w:r>
+      <w:proofErr w:type="spellStart"/>
+      <w:r>
+        <w:rPr>
+          <w:lang w:val="pl-PL"/>
+        </w:rPr>
+        <w:t>poziomDostepu</w:t>
+      </w:r>
+      <w:proofErr w:type="spellEnd"/>
+      <w:r>
+        <w:rPr>
+          <w:lang w:val="pl-PL"/>
+        </w:rPr>
+        <w:t xml:space="preserve"> (String/</w:t>
+      </w:r>
+      <w:proofErr w:type="spellStart"/>
+      <w:r>
+        <w:rPr>
+          <w:lang w:val="pl-PL"/>
+        </w:rPr>
+        <w:t>int</w:t>
+      </w:r>
+      <w:proofErr w:type="spellEnd"/>
+      <w:r>
+        <w:rPr>
+          <w:lang w:val="pl-PL"/>
+        </w:rPr>
+        <w:t>)</w:t>
+      </w:r>
+    </w:p>
+    <w:p>
+      <w:pPr>
+        <w:pStyle w:val="Listapunktowana"/>
+        <w:jc w:val="both"/>
+        <w:rPr>
+          <w:lang w:val="pl-PL"/>
+        </w:rPr>
+      </w:pPr>
+      <w:r>
+        <w:rPr>
+          <w:b/>
+          <w:lang w:val="pl-PL"/>
+        </w:rPr>
+        <w:t xml:space="preserve">Metody: </w:t>
+      </w:r>
+      <w:proofErr w:type="spellStart"/>
+      <w:r>
+        <w:rPr>
+          <w:lang w:val="pl-PL"/>
+        </w:rPr>
+        <w:t>analizujStatystyki</w:t>
+      </w:r>
+      <w:proofErr w:type="spellEnd"/>
+      <w:r>
+        <w:rPr>
+          <w:lang w:val="pl-PL"/>
+        </w:rPr>
+        <w:t xml:space="preserve">() / </w:t>
+      </w:r>
+      <w:proofErr w:type="spellStart"/>
+      <w:r>
+        <w:rPr>
+          <w:lang w:val="pl-PL"/>
+        </w:rPr>
+        <w:t>generujRaport</w:t>
+      </w:r>
+      <w:proofErr w:type="spellEnd"/>
+      <w:r>
+        <w:rPr>
+          <w:lang w:val="pl-PL"/>
+        </w:rPr>
+        <w:t xml:space="preserve">() (generowanie zestawień PDF z przychodami), </w:t>
+      </w:r>
+      <w:proofErr w:type="spellStart"/>
+      <w:r>
+        <w:rPr>
+          <w:lang w:val="pl-PL"/>
+        </w:rPr>
+        <w:t>zarzadzajMagazynem</w:t>
+      </w:r>
+      <w:proofErr w:type="spellEnd"/>
+      <w:r>
+        <w:rPr>
+          <w:lang w:val="pl-PL"/>
+        </w:rPr>
+        <w:t xml:space="preserve">(), </w:t>
+      </w:r>
+      <w:proofErr w:type="spellStart"/>
+      <w:r>
+        <w:rPr>
+          <w:lang w:val="pl-PL"/>
+        </w:rPr>
+        <w:t>rozpatrzReklamacje</w:t>
+      </w:r>
+      <w:proofErr w:type="spellEnd"/>
+      <w:r>
+        <w:rPr>
+          <w:lang w:val="pl-PL"/>
+        </w:rPr>
+        <w:t>()</w:t>
+      </w:r>
+    </w:p>
+    <w:p>
+      <w:pPr>
+        <w:jc w:val="both"/>
+      </w:pPr>
+      <w:r>
+        <w:rPr>
+          <w:b/>
+        </w:rPr>
+        <w:t>3. Detergent</w:t>
+      </w:r>
+    </w:p>
+    <w:p>
+      <w:pPr>
+        <w:pStyle w:val="Listapunktowana"/>
+        <w:jc w:val="both"/>
+        <w:rPr>
+          <w:lang w:val="pl-PL"/>
+        </w:rPr>
+      </w:pPr>
+      <w:r>
+        <w:rPr>
+          <w:b/>
+          <w:lang w:val="pl-PL"/>
+        </w:rPr>
+        <w:t xml:space="preserve">Opis: </w:t>
+      </w:r>
+      <w:r>
+        <w:rPr>
+          <w:lang w:val="pl-PL"/>
+        </w:rPr>
+        <w:t>Określa konkretny środek chemiczny (np. Turbo-Pianę) utrzymywany w magazynie.</w:t>
+      </w:r>
+    </w:p>
+    <w:p>
+      <w:pPr>
+        <w:pStyle w:val="Listapunktowana"/>
+        <w:jc w:val="both"/>
+      </w:pPr>
+      <w:proofErr w:type="spellStart"/>
+      <w:r>
+        <w:rPr>
+          <w:b/>
+        </w:rPr>
+        <w:t>Atrybuty</w:t>
+      </w:r>
+      <w:proofErr w:type="spellEnd"/>
+      <w:r>
+        <w:rPr>
+          <w:b/>
+        </w:rPr>
+        <w:t xml:space="preserve">: </w:t>
+      </w:r>
+      <w:r>
+        <w:t xml:space="preserve">id (UUID), </w:t>
+      </w:r>
+      <w:proofErr w:type="spellStart"/>
+      <w:r>
+        <w:t>nazwa</w:t>
+      </w:r>
+      <w:proofErr w:type="spellEnd"/>
+      <w:r>
+        <w:t xml:space="preserve"> (String), stanLitry (Decimal), progAlarmowy (Decimal)</w:t>
+      </w:r>
+    </w:p>
+    <w:p>
+      <w:pPr>
+        <w:pStyle w:val="Listapunktowana"/>
+        <w:jc w:val="both"/>
+        <w:rPr>
+          <w:lang w:val="pl-PL"/>
+        </w:rPr>
+      </w:pPr>
+      <w:r>
+        <w:rPr>
+          <w:b/>
+          <w:lang w:val="pl-PL"/>
+        </w:rPr>
+        <w:t xml:space="preserve">Metody: </w:t>
+      </w:r>
+      <w:proofErr w:type="spellStart"/>
+      <w:r>
+        <w:rPr>
+          <w:lang w:val="pl-PL"/>
+        </w:rPr>
+        <w:t>zmniejszStan</w:t>
+      </w:r>
+      <w:proofErr w:type="spellEnd"/>
+      <w:r>
+        <w:rPr>
+          <w:lang w:val="pl-PL"/>
+        </w:rPr>
+        <w:t xml:space="preserve">(), </w:t>
+      </w:r>
+      <w:proofErr w:type="spellStart"/>
+      <w:r>
+        <w:rPr>
+          <w:lang w:val="pl-PL"/>
+        </w:rPr>
+        <w:t>uzupelnij</w:t>
+      </w:r>
+      <w:proofErr w:type="spellEnd"/>
+      <w:r>
+        <w:rPr>
+          <w:lang w:val="pl-PL"/>
+        </w:rPr>
+        <w:t xml:space="preserve">(), </w:t>
+      </w:r>
+      <w:proofErr w:type="spellStart"/>
+      <w:r>
+        <w:rPr>
+          <w:lang w:val="pl-PL"/>
+        </w:rPr>
+        <w:t>czyPonizejProgu</w:t>
+      </w:r>
+      <w:proofErr w:type="spellEnd"/>
+      <w:r>
+        <w:rPr>
+          <w:lang w:val="pl-PL"/>
+        </w:rPr>
+        <w:t>() (logika sprawdzająca konieczność automatycznego zamówienia)</w:t>
+      </w:r>
+    </w:p>
+    <w:p>
+      <w:pPr>
+        <w:jc w:val="both"/>
+      </w:pPr>
+      <w:r>
+        <w:rPr>
+          <w:b/>
+        </w:rPr>
+        <w:t>4. Dostawca</w:t>
+      </w:r>
+    </w:p>
+    <w:p>
+      <w:pPr>
+        <w:pStyle w:val="Listapunktowana"/>
+        <w:jc w:val="both"/>
+        <w:rPr>
+          <w:lang w:val="pl-PL"/>
+        </w:rPr>
+      </w:pPr>
+      <w:r>
+        <w:rPr>
+          <w:b/>
+          <w:lang w:val="pl-PL"/>
+        </w:rPr>
+        <w:t xml:space="preserve">Opis: </w:t>
+      </w:r>
+      <w:r>
+        <w:rPr>
+          <w:lang w:val="pl-PL"/>
+        </w:rPr>
+        <w:t>Obiekt zewnętrznego dostawcy hurtowego chemii.</w:t>
+      </w:r>
+    </w:p>
+    <w:p>
+      <w:pPr>
+        <w:pStyle w:val="Listapunktowana"/>
+        <w:jc w:val="both"/>
+        <w:rPr>
+          <w:lang w:val="pl-PL"/>
+        </w:rPr>
+      </w:pPr>
+      <w:r>
+        <w:rPr>
+          <w:b/>
+          <w:lang w:val="pl-PL"/>
+        </w:rPr>
+        <w:t xml:space="preserve">Atrybuty: </w:t>
+      </w:r>
+      <w:r>
+        <w:rPr>
+          <w:lang w:val="pl-PL"/>
+        </w:rPr>
+        <w:t xml:space="preserve">id (UUID), nazwa, email (String), </w:t>
+      </w:r>
+      <w:proofErr w:type="spellStart"/>
+      <w:r>
+        <w:rPr>
+          <w:lang w:val="pl-PL"/>
+        </w:rPr>
+        <w:t>czasDostawyDni</w:t>
+      </w:r>
+      <w:proofErr w:type="spellEnd"/>
+      <w:r>
+        <w:rPr>
+          <w:lang w:val="pl-PL"/>
+        </w:rPr>
+        <w:t xml:space="preserve"> (</w:t>
+      </w:r>
+      <w:proofErr w:type="spellStart"/>
+      <w:r>
+        <w:rPr>
+          <w:lang w:val="pl-PL"/>
+        </w:rPr>
+        <w:t>int</w:t>
+      </w:r>
+      <w:proofErr w:type="spellEnd"/>
+      <w:r>
+        <w:rPr>
+          <w:lang w:val="pl-PL"/>
+        </w:rPr>
+        <w:t>)</w:t>
+      </w:r>
+    </w:p>
+    <w:p>
+      <w:pPr>
+        <w:pStyle w:val="Listapunktowana"/>
+        <w:jc w:val="both"/>
+      </w:pPr>
+      <w:r>
+        <w:rPr>
+          <w:b/>
+        </w:rPr>
+        <w:t xml:space="preserve">Metody: </w:t>
+      </w:r>
+      <w:proofErr w:type="spellStart"/>
+      <w:r>
+        <w:t>przyjmijZapytanie</w:t>
+      </w:r>
+      <w:proofErr w:type="spellEnd"/>
+      <w:r>
+        <w:t>()</w:t>
+      </w:r>
+    </w:p>
+    <w:p>
+      <w:pPr>
+        <w:jc w:val="both"/>
+      </w:pPr>
+      <w:r>
+        <w:rPr>
+          <w:b/>
+        </w:rPr>
+        <w:t>5. Ekipa</w:t>
+      </w:r>
+    </w:p>
+    <w:p>
+      <w:pPr>
+        <w:pStyle w:val="Listapunktowana"/>
+        <w:jc w:val="both"/>
+        <w:rPr>
+          <w:lang w:val="pl-PL"/>
+        </w:rPr>
+      </w:pPr>
+      <w:r>
+        <w:rPr>
+          <w:b/>
+          <w:lang w:val="pl-PL"/>
+        </w:rPr>
+        <w:t xml:space="preserve">Opis: </w:t>
+      </w:r>
+      <w:r>
+        <w:rPr>
+          <w:lang w:val="pl-PL"/>
+        </w:rPr>
+        <w:t>Klasa grupująca pracowników terenowych do wspólnej realizacji trudniejszych zleceń.</w:t>
+      </w:r>
+    </w:p>
+    <w:p>
+      <w:pPr>
+        <w:pStyle w:val="Listapunktowana"/>
+        <w:jc w:val="both"/>
+        <w:rPr>
+          <w:lang w:val="pl-PL"/>
+        </w:rPr>
+      </w:pPr>
+      <w:r>
+        <w:rPr>
+          <w:b/>
+          <w:lang w:val="pl-PL"/>
+        </w:rPr>
+        <w:t xml:space="preserve">Atrybuty: </w:t>
+      </w:r>
+      <w:proofErr w:type="spellStart"/>
+      <w:r>
+        <w:rPr>
+          <w:lang w:val="pl-PL"/>
+        </w:rPr>
+        <w:t>idEkipy</w:t>
+      </w:r>
+      <w:proofErr w:type="spellEnd"/>
+      <w:r>
+        <w:rPr>
+          <w:lang w:val="pl-PL"/>
+        </w:rPr>
+        <w:t xml:space="preserve"> (UUID), nazwa (String)</w:t>
+      </w:r>
+    </w:p>
+    <w:p>
+      <w:pPr>
+        <w:pStyle w:val="Listapunktowana"/>
+        <w:jc w:val="both"/>
+      </w:pPr>
+      <w:r>
+        <w:rPr>
+          <w:b/>
+        </w:rPr>
+        <w:t xml:space="preserve">Metody: </w:t>
+      </w:r>
+      <w:proofErr w:type="spellStart"/>
+      <w:r>
+        <w:t>dodajOperatora</w:t>
+      </w:r>
+      <w:proofErr w:type="spellEnd"/>
+      <w:r>
+        <w:t xml:space="preserve">(), </w:t>
+      </w:r>
+      <w:proofErr w:type="spellStart"/>
+      <w:r>
+        <w:t>usunOperatora</w:t>
+      </w:r>
+      <w:proofErr w:type="spellEnd"/>
+      <w:r>
+        <w:t>()</w:t>
+      </w:r>
+    </w:p>
+    <w:p>
+      <w:pPr>
+        <w:jc w:val="both"/>
+      </w:pPr>
+      <w:r>
+        <w:rPr>
+          <w:b/>
+        </w:rPr>
+        <w:t>6. Klient</w:t>
+      </w:r>
+    </w:p>
+    <w:p>
+      <w:pPr>
+        <w:pStyle w:val="Listapunktowana"/>
+        <w:jc w:val="both"/>
+        <w:rPr>
+          <w:lang w:val="pl-PL"/>
+        </w:rPr>
+      </w:pPr>
+      <w:r>
+        <w:rPr>
+          <w:b/>
+          <w:lang w:val="pl-PL"/>
+        </w:rPr>
+        <w:t xml:space="preserve">Opis: </w:t>
+      </w:r>
+      <w:r>
+        <w:rPr>
+          <w:lang w:val="pl-PL"/>
+        </w:rPr>
+        <w:t>Dziedziczy po klasie Użytkownik. Główny aktor biznesowy inicjujący proces – zgłasza brudne problemy i opłaca zlecenia.</w:t>
+      </w:r>
+    </w:p>
+    <w:p>
+      <w:pPr>
+        <w:pStyle w:val="Listapunktowana"/>
+        <w:jc w:val="both"/>
+        <w:rPr>
+          <w:lang w:val="pl-PL"/>
+        </w:rPr>
+      </w:pPr>
+      <w:r>
+        <w:rPr>
+          <w:b/>
+          <w:lang w:val="pl-PL"/>
+        </w:rPr>
+        <w:t xml:space="preserve">Atrybuty: </w:t>
+      </w:r>
+      <w:proofErr w:type="spellStart"/>
+      <w:r>
+        <w:rPr>
+          <w:lang w:val="pl-PL"/>
+        </w:rPr>
+        <w:t>imie</w:t>
+      </w:r>
+      <w:proofErr w:type="spellEnd"/>
+      <w:r>
+        <w:rPr>
+          <w:lang w:val="pl-PL"/>
+        </w:rPr>
+        <w:t xml:space="preserve">, nazwisko (String), </w:t>
+      </w:r>
+      <w:proofErr w:type="spellStart"/>
+      <w:r>
+        <w:rPr>
+          <w:lang w:val="pl-PL"/>
+        </w:rPr>
+        <w:t>adresDomyslny</w:t>
+      </w:r>
+      <w:proofErr w:type="spellEnd"/>
+      <w:r>
+        <w:rPr>
+          <w:lang w:val="pl-PL"/>
+        </w:rPr>
+        <w:t xml:space="preserve"> (Adres), </w:t>
+      </w:r>
+      <w:proofErr w:type="spellStart"/>
+      <w:r>
+        <w:rPr>
+          <w:lang w:val="pl-PL"/>
+        </w:rPr>
+        <w:t>preferowanyKontakt</w:t>
+      </w:r>
+      <w:proofErr w:type="spellEnd"/>
+      <w:r>
+        <w:rPr>
+          <w:lang w:val="pl-PL"/>
+        </w:rPr>
+        <w:t xml:space="preserve"> (String)</w:t>
+      </w:r>
+    </w:p>
+    <w:p>
+      <w:pPr>
+        <w:pStyle w:val="Listapunktowana"/>
+        <w:jc w:val="both"/>
+      </w:pPr>
+      <w:r>
+        <w:rPr>
+          <w:b/>
+        </w:rPr>
+        <w:t xml:space="preserve">Metody: </w:t>
+      </w:r>
+      <w:proofErr w:type="spellStart"/>
+      <w:r>
+        <w:t>zglosUsluge</w:t>
+      </w:r>
+      <w:proofErr w:type="spellEnd"/>
+      <w:r>
+        <w:t xml:space="preserve">(), </w:t>
+      </w:r>
+      <w:proofErr w:type="spellStart"/>
+      <w:r>
+        <w:t>oplacZadatek</w:t>
+      </w:r>
+      <w:proofErr w:type="spellEnd"/>
+      <w:r>
+        <w:t xml:space="preserve">(), </w:t>
+      </w:r>
+      <w:proofErr w:type="spellStart"/>
+      <w:r>
+        <w:t>zlozReklamacje</w:t>
+      </w:r>
+      <w:proofErr w:type="spellEnd"/>
+      <w:r>
+        <w:t>()</w:t>
+      </w:r>
+    </w:p>
+    <w:p>
+      <w:pPr>
+        <w:jc w:val="both"/>
+      </w:pPr>
+      <w:r>
+        <w:rPr>
+          <w:b/>
+        </w:rPr>
+        <w:t>7. Magazyn</w:t>
+      </w:r>
+    </w:p>
+    <w:p>
+      <w:pPr>
+        <w:pStyle w:val="Listapunktowana"/>
+        <w:jc w:val="both"/>
+        <w:rPr>
+          <w:lang w:val="pl-PL"/>
+        </w:rPr>
+      </w:pPr>
+      <w:r>
+        <w:rPr>
+          <w:b/>
+          <w:lang w:val="pl-PL"/>
+        </w:rPr>
+        <w:t xml:space="preserve">Opis: </w:t>
+      </w:r>
+      <w:r>
+        <w:rPr>
+          <w:lang w:val="pl-PL"/>
+        </w:rPr>
+        <w:t>Klasa zarządzająca fizycznymi zapasami firmy, agregująca zbiór detergentów.</w:t>
+      </w:r>
+    </w:p>
+    <w:p>
+      <w:pPr>
+        <w:pStyle w:val="Listapunktowana"/>
+        <w:jc w:val="both"/>
+        <w:rPr>
+          <w:lang w:val="pl-PL"/>
+        </w:rPr>
+      </w:pPr>
+      <w:r>
+        <w:rPr>
+          <w:b/>
+          <w:lang w:val="pl-PL"/>
+        </w:rPr>
+        <w:t xml:space="preserve">Atrybuty: </w:t>
+      </w:r>
+      <w:r>
+        <w:rPr>
+          <w:lang w:val="pl-PL"/>
+        </w:rPr>
+        <w:t>id (UUID), nazwa, lokalizacja (String)</w:t>
+      </w:r>
+    </w:p>
+    <w:p>
+      <w:pPr>
+        <w:pStyle w:val="Listapunktowana"/>
+        <w:jc w:val="both"/>
+      </w:pPr>
+      <w:r>
+        <w:rPr>
+          <w:b/>
+        </w:rPr>
+        <w:t xml:space="preserve">Metody: </w:t>
+      </w:r>
+      <w:proofErr w:type="spellStart"/>
+      <w:r>
+        <w:t>sprawdzStany</w:t>
+      </w:r>
+      <w:proofErr w:type="spellEnd"/>
+      <w:r>
+        <w:t xml:space="preserve">(), </w:t>
+      </w:r>
+      <w:proofErr w:type="spellStart"/>
+      <w:r>
+        <w:t>zarezerwujChemie</w:t>
+      </w:r>
+      <w:proofErr w:type="spellEnd"/>
+      <w:r>
+        <w:t>()</w:t>
+      </w:r>
+    </w:p>
+    <w:p>
+      <w:pPr>
+        <w:pStyle w:val="Listapunktowana"/>
+        <w:numPr>
+          <w:ilvl w:val="0"/>
+          <w:numId w:val="0"/>
+        </w:numPr>
+        <w:ind w:left="360"/>
+        <w:jc w:val="both"/>
+        <w:rPr>
+          <w:b/>
+        </w:rPr>
+      </w:pPr>
+    </w:p>
+    <w:p>
+      <w:pPr>
+        <w:pStyle w:val="Listapunktowana"/>
+        <w:numPr>
+          <w:ilvl w:val="0"/>
+          <w:numId w:val="0"/>
+        </w:numPr>
+        <w:ind w:left="360"/>
+        <w:jc w:val="both"/>
+      </w:pPr>
+    </w:p>
+    <w:p>
+      <w:pPr>
+        <w:jc w:val="both"/>
+      </w:pPr>
+      <w:r>
+        <w:rPr>
+          <w:b/>
+        </w:rPr>
+        <w:lastRenderedPageBreak/>
+        <w:t>8. ModułIoT</w:t>
+      </w:r>
+    </w:p>
+    <w:p>
+      <w:pPr>
+        <w:pStyle w:val="Listapunktowana"/>
+        <w:jc w:val="both"/>
+        <w:rPr>
+          <w:lang w:val="pl-PL"/>
+        </w:rPr>
+      </w:pPr>
+      <w:r>
+        <w:rPr>
+          <w:b/>
+          <w:lang w:val="pl-PL"/>
+        </w:rPr>
+        <w:t xml:space="preserve">Opis: </w:t>
+      </w:r>
+      <w:r>
+        <w:rPr>
+          <w:lang w:val="pl-PL"/>
+        </w:rPr>
+        <w:t>Reprezentuje fizyczny układ elektroniczny wbudowany w myjkę, łączący się z chmurą.</w:t>
+      </w:r>
+    </w:p>
+    <w:p>
+      <w:pPr>
+        <w:pStyle w:val="Listapunktowana"/>
+        <w:jc w:val="both"/>
+      </w:pPr>
+      <w:proofErr w:type="spellStart"/>
+      <w:r>
+        <w:rPr>
+          <w:b/>
+        </w:rPr>
+        <w:t>Atrybuty</w:t>
+      </w:r>
+      <w:proofErr w:type="spellEnd"/>
+      <w:r>
+        <w:rPr>
+          <w:b/>
+        </w:rPr>
+        <w:t xml:space="preserve">: </w:t>
+      </w:r>
+      <w:r>
+        <w:t xml:space="preserve">id (UUID), </w:t>
+      </w:r>
+      <w:proofErr w:type="spellStart"/>
+      <w:r>
+        <w:t>wersjaFirmware</w:t>
+      </w:r>
+      <w:proofErr w:type="spellEnd"/>
+      <w:r>
+        <w:t xml:space="preserve"> (String), aktywny (Boolean)</w:t>
+      </w:r>
+    </w:p>
+    <w:p>
+      <w:pPr>
+        <w:pStyle w:val="Listapunktowana"/>
+        <w:jc w:val="both"/>
+      </w:pPr>
+      <w:r>
+        <w:rPr>
+          <w:b/>
+        </w:rPr>
+        <w:t xml:space="preserve">Metody: </w:t>
+      </w:r>
+      <w:r>
+        <w:t>pobierzOdczyt(), wyslijAlarm()</w:t>
+      </w:r>
+    </w:p>
+    <w:p>
+      <w:pPr>
+        <w:jc w:val="both"/>
+      </w:pPr>
+      <w:r>
+        <w:rPr>
+          <w:b/>
+        </w:rPr>
+        <w:t>9. MyjkaCiśnieniowa</w:t>
+      </w:r>
+    </w:p>
+    <w:p>
+      <w:pPr>
+        <w:pStyle w:val="Listapunktowana"/>
+        <w:jc w:val="both"/>
+        <w:rPr>
+          <w:lang w:val="pl-PL"/>
+        </w:rPr>
+      </w:pPr>
+      <w:r>
+        <w:rPr>
+          <w:b/>
+          <w:lang w:val="pl-PL"/>
+        </w:rPr>
+        <w:t xml:space="preserve">Opis: </w:t>
+      </w:r>
+      <w:r>
+        <w:rPr>
+          <w:lang w:val="pl-PL"/>
+        </w:rPr>
+        <w:t>Główny sprzęt wykonawczy. Narzędzie wykorzystywane przez operatora do realizacji zlecenia.</w:t>
+      </w:r>
+    </w:p>
+    <w:p>
+      <w:pPr>
+        <w:pStyle w:val="Listapunktowana"/>
+        <w:jc w:val="both"/>
+        <w:rPr>
+          <w:lang w:val="pl-PL"/>
+        </w:rPr>
+      </w:pPr>
+      <w:r>
+        <w:rPr>
+          <w:b/>
+          <w:lang w:val="pl-PL"/>
+        </w:rPr>
+        <w:t xml:space="preserve">Atrybuty: </w:t>
+      </w:r>
+      <w:r>
+        <w:rPr>
+          <w:lang w:val="pl-PL"/>
+        </w:rPr>
+        <w:t xml:space="preserve">id (UUID), </w:t>
+      </w:r>
+      <w:proofErr w:type="spellStart"/>
+      <w:r>
+        <w:rPr>
+          <w:lang w:val="pl-PL"/>
+        </w:rPr>
+        <w:t>nrSeryjny</w:t>
+      </w:r>
+      <w:proofErr w:type="spellEnd"/>
+      <w:r>
+        <w:rPr>
+          <w:lang w:val="pl-PL"/>
+        </w:rPr>
+        <w:t xml:space="preserve"> (String), status (</w:t>
+      </w:r>
+      <w:proofErr w:type="spellStart"/>
+      <w:r>
+        <w:rPr>
+          <w:lang w:val="pl-PL"/>
+        </w:rPr>
+        <w:t>StatusMyjki</w:t>
+      </w:r>
+      <w:proofErr w:type="spellEnd"/>
+      <w:r>
+        <w:rPr>
+          <w:lang w:val="pl-PL"/>
+        </w:rPr>
+        <w:t xml:space="preserve">), lokalizacja (String), </w:t>
+      </w:r>
+      <w:proofErr w:type="spellStart"/>
+      <w:r>
+        <w:rPr>
+          <w:lang w:val="pl-PL"/>
+        </w:rPr>
+        <w:t>dataOstatniegoPrzegladu</w:t>
+      </w:r>
+      <w:proofErr w:type="spellEnd"/>
+      <w:r>
+        <w:rPr>
+          <w:lang w:val="pl-PL"/>
+        </w:rPr>
+        <w:t xml:space="preserve"> (</w:t>
+      </w:r>
+      <w:proofErr w:type="spellStart"/>
+      <w:r>
+        <w:rPr>
+          <w:lang w:val="pl-PL"/>
+        </w:rPr>
+        <w:t>Date</w:t>
+      </w:r>
+      <w:proofErr w:type="spellEnd"/>
+      <w:r>
+        <w:rPr>
+          <w:lang w:val="pl-PL"/>
+        </w:rPr>
+        <w:t>)</w:t>
+      </w:r>
+    </w:p>
+    <w:p>
+      <w:pPr>
+        <w:pStyle w:val="Listapunktowana"/>
+        <w:jc w:val="both"/>
+        <w:rPr>
+          <w:lang w:val="pl-PL"/>
+        </w:rPr>
+      </w:pPr>
+      <w:r>
+        <w:rPr>
+          <w:b/>
+          <w:lang w:val="pl-PL"/>
+        </w:rPr>
+        <w:t xml:space="preserve">Metody: </w:t>
+      </w:r>
+      <w:proofErr w:type="spellStart"/>
+      <w:r>
+        <w:rPr>
+          <w:lang w:val="pl-PL"/>
+        </w:rPr>
+        <w:t>oznaczNaMiejscu</w:t>
+      </w:r>
+      <w:proofErr w:type="spellEnd"/>
+      <w:r>
+        <w:rPr>
+          <w:lang w:val="pl-PL"/>
+        </w:rPr>
+        <w:t xml:space="preserve">(), zablokuj() (odcięcie zasilania przy awarii), </w:t>
+      </w:r>
+      <w:proofErr w:type="spellStart"/>
+      <w:r>
+        <w:rPr>
+          <w:lang w:val="pl-PL"/>
+        </w:rPr>
+        <w:t>oddajDoNaprawy</w:t>
+      </w:r>
+      <w:proofErr w:type="spellEnd"/>
+      <w:r>
+        <w:rPr>
+          <w:lang w:val="pl-PL"/>
+        </w:rPr>
+        <w:t xml:space="preserve">(), </w:t>
+      </w:r>
+      <w:proofErr w:type="spellStart"/>
+      <w:r>
+        <w:rPr>
+          <w:lang w:val="pl-PL"/>
+        </w:rPr>
+        <w:t>przywrocDoUzytku</w:t>
+      </w:r>
+      <w:proofErr w:type="spellEnd"/>
+      <w:r>
+        <w:rPr>
+          <w:lang w:val="pl-PL"/>
+        </w:rPr>
+        <w:t>()</w:t>
+      </w:r>
+    </w:p>
+    <w:p>
+      <w:pPr>
+        <w:jc w:val="both"/>
+      </w:pPr>
+      <w:r>
+        <w:rPr>
+          <w:b/>
+        </w:rPr>
+        <w:t>10. Naprawa</w:t>
+      </w:r>
+    </w:p>
+    <w:p>
+      <w:pPr>
+        <w:pStyle w:val="Listapunktowana"/>
+        <w:jc w:val="both"/>
+        <w:rPr>
+          <w:lang w:val="pl-PL"/>
+        </w:rPr>
+      </w:pPr>
+      <w:r>
+        <w:rPr>
+          <w:b/>
+          <w:lang w:val="pl-PL"/>
+        </w:rPr>
+        <w:t xml:space="preserve">Opis: </w:t>
+      </w:r>
+      <w:r>
+        <w:rPr>
+          <w:lang w:val="pl-PL"/>
+        </w:rPr>
+        <w:t>Encja dokumentująca czynność serwisową wynikającą ze zdiagnozowania usterki myjki.</w:t>
+      </w:r>
+    </w:p>
+    <w:p>
+      <w:pPr>
+        <w:pStyle w:val="Listapunktowana"/>
+        <w:jc w:val="both"/>
+      </w:pPr>
+      <w:proofErr w:type="spellStart"/>
+      <w:r>
+        <w:rPr>
+          <w:b/>
+        </w:rPr>
+        <w:t>Atrybuty</w:t>
+      </w:r>
+      <w:proofErr w:type="spellEnd"/>
+      <w:r>
+        <w:rPr>
+          <w:b/>
+        </w:rPr>
+        <w:t xml:space="preserve">: </w:t>
+      </w:r>
+      <w:r>
+        <w:t xml:space="preserve">id (UUID), </w:t>
+      </w:r>
+      <w:proofErr w:type="spellStart"/>
+      <w:r>
+        <w:t>opis</w:t>
+      </w:r>
+      <w:proofErr w:type="spellEnd"/>
+      <w:r>
+        <w:t xml:space="preserve"> (String), status (StatusNaprawy), koszt (Money)</w:t>
+      </w:r>
+    </w:p>
+    <w:p>
+      <w:pPr>
+        <w:pStyle w:val="Listapunktowana"/>
+        <w:jc w:val="both"/>
+      </w:pPr>
+      <w:r>
+        <w:rPr>
+          <w:b/>
+        </w:rPr>
+        <w:t xml:space="preserve">Metody: </w:t>
+      </w:r>
+      <w:r>
+        <w:t>rozpocznij(), zakoncz()</w:t>
+      </w:r>
+    </w:p>
+    <w:p>
+      <w:pPr>
+        <w:jc w:val="both"/>
+      </w:pPr>
+      <w:r>
+        <w:rPr>
+          <w:b/>
+        </w:rPr>
+        <w:t>11. OdczytIoT</w:t>
+      </w:r>
+    </w:p>
+    <w:p>
+      <w:pPr>
+        <w:pStyle w:val="Listapunktowana"/>
+        <w:jc w:val="both"/>
+        <w:rPr>
+          <w:lang w:val="pl-PL"/>
+        </w:rPr>
+      </w:pPr>
+      <w:r>
+        <w:rPr>
+          <w:b/>
+          <w:lang w:val="pl-PL"/>
+        </w:rPr>
+        <w:t xml:space="preserve">Opis: </w:t>
+      </w:r>
+      <w:r>
+        <w:rPr>
+          <w:lang w:val="pl-PL"/>
+        </w:rPr>
+        <w:t>Pojedyncza porcja danych wysłana przez moduł telemetrii myjki w czasie rzeczywistym.</w:t>
+      </w:r>
+    </w:p>
+    <w:p>
+      <w:pPr>
+        <w:pStyle w:val="Listapunktowana"/>
+        <w:jc w:val="both"/>
+        <w:rPr>
+          <w:lang w:val="pl-PL"/>
+        </w:rPr>
+      </w:pPr>
+      <w:r>
+        <w:rPr>
+          <w:b/>
+          <w:lang w:val="pl-PL"/>
+        </w:rPr>
+        <w:t xml:space="preserve">Atrybuty: </w:t>
+      </w:r>
+      <w:r>
+        <w:rPr>
+          <w:lang w:val="pl-PL"/>
+        </w:rPr>
+        <w:t>czas (</w:t>
+      </w:r>
+      <w:proofErr w:type="spellStart"/>
+      <w:r>
+        <w:rPr>
+          <w:lang w:val="pl-PL"/>
+        </w:rPr>
+        <w:t>DateTime</w:t>
+      </w:r>
+      <w:proofErr w:type="spellEnd"/>
+      <w:r>
+        <w:rPr>
+          <w:lang w:val="pl-PL"/>
+        </w:rPr>
+        <w:t xml:space="preserve">), </w:t>
+      </w:r>
+      <w:proofErr w:type="spellStart"/>
+      <w:r>
+        <w:rPr>
+          <w:lang w:val="pl-PL"/>
+        </w:rPr>
+        <w:t>przeplywWodyLMin</w:t>
+      </w:r>
+      <w:proofErr w:type="spellEnd"/>
+      <w:r>
+        <w:rPr>
+          <w:lang w:val="pl-PL"/>
+        </w:rPr>
+        <w:t xml:space="preserve">, </w:t>
+      </w:r>
+      <w:proofErr w:type="spellStart"/>
+      <w:r>
+        <w:rPr>
+          <w:lang w:val="pl-PL"/>
+        </w:rPr>
+        <w:t>temperaturaSilnikaC</w:t>
+      </w:r>
+      <w:proofErr w:type="spellEnd"/>
+      <w:r>
+        <w:rPr>
+          <w:lang w:val="pl-PL"/>
+        </w:rPr>
+        <w:t xml:space="preserve"> (</w:t>
+      </w:r>
+      <w:proofErr w:type="spellStart"/>
+      <w:r>
+        <w:rPr>
+          <w:lang w:val="pl-PL"/>
+        </w:rPr>
+        <w:t>Decimal</w:t>
+      </w:r>
+      <w:proofErr w:type="spellEnd"/>
+      <w:r>
+        <w:rPr>
+          <w:lang w:val="pl-PL"/>
+        </w:rPr>
+        <w:t>), alarm (</w:t>
+      </w:r>
+      <w:proofErr w:type="spellStart"/>
+      <w:r>
+        <w:rPr>
+          <w:lang w:val="pl-PL"/>
+        </w:rPr>
+        <w:t>Boolean</w:t>
+      </w:r>
+      <w:proofErr w:type="spellEnd"/>
+      <w:r>
+        <w:rPr>
+          <w:lang w:val="pl-PL"/>
+        </w:rPr>
+        <w:t>)</w:t>
+      </w:r>
+    </w:p>
+    <w:p>
+      <w:pPr>
+        <w:pStyle w:val="Listapunktowana"/>
+        <w:jc w:val="both"/>
+        <w:rPr>
+          <w:lang w:val="pl-PL"/>
+        </w:rPr>
+      </w:pPr>
+      <w:r>
+        <w:rPr>
+          <w:b/>
+          <w:lang w:val="pl-PL"/>
+        </w:rPr>
+        <w:t xml:space="preserve">Metody: </w:t>
+      </w:r>
+      <w:proofErr w:type="spellStart"/>
+      <w:r>
+        <w:rPr>
+          <w:lang w:val="pl-PL"/>
+        </w:rPr>
+        <w:t>czyPrzegrzanie</w:t>
+      </w:r>
+      <w:proofErr w:type="spellEnd"/>
+      <w:r>
+        <w:rPr>
+          <w:lang w:val="pl-PL"/>
+        </w:rPr>
+        <w:t>() (weryfikuje odczyt pod kątem konieczności blokady sprzętu)</w:t>
+      </w:r>
+    </w:p>
+    <w:p>
+      <w:pPr>
+        <w:jc w:val="both"/>
+      </w:pPr>
+      <w:r>
+        <w:rPr>
+          <w:b/>
+        </w:rPr>
+        <w:t>12. OperatorMyjki</w:t>
+      </w:r>
+    </w:p>
+    <w:p>
+      <w:pPr>
+        <w:pStyle w:val="Listapunktowana"/>
+        <w:jc w:val="both"/>
+        <w:rPr>
+          <w:lang w:val="pl-PL"/>
+        </w:rPr>
+      </w:pPr>
+      <w:r>
+        <w:rPr>
+          <w:b/>
+          <w:lang w:val="pl-PL"/>
+        </w:rPr>
+        <w:t xml:space="preserve">Opis: </w:t>
+      </w:r>
+      <w:r>
+        <w:rPr>
+          <w:lang w:val="pl-PL"/>
+        </w:rPr>
+        <w:t>Dziedziczy po klasie Pracownik. Reprezentuje osobę fizycznie wykonującą czyszczenie w terenie.</w:t>
+      </w:r>
+    </w:p>
+    <w:p>
+      <w:pPr>
+        <w:pStyle w:val="Listapunktowana"/>
+        <w:jc w:val="both"/>
+        <w:rPr>
+          <w:lang w:val="pl-PL"/>
+        </w:rPr>
+      </w:pPr>
+      <w:r>
+        <w:rPr>
+          <w:b/>
+          <w:lang w:val="pl-PL"/>
+        </w:rPr>
+        <w:t xml:space="preserve">Atrybuty: </w:t>
+      </w:r>
+      <w:proofErr w:type="spellStart"/>
+      <w:r>
+        <w:rPr>
+          <w:lang w:val="pl-PL"/>
+        </w:rPr>
+        <w:t>uprawnieniaSprzetowe</w:t>
+      </w:r>
+      <w:proofErr w:type="spellEnd"/>
+      <w:r>
+        <w:rPr>
+          <w:lang w:val="pl-PL"/>
+        </w:rPr>
+        <w:t xml:space="preserve"> (String), </w:t>
+      </w:r>
+      <w:proofErr w:type="spellStart"/>
+      <w:r>
+        <w:rPr>
+          <w:lang w:val="pl-PL"/>
+        </w:rPr>
+        <w:t>tabletId</w:t>
+      </w:r>
+      <w:proofErr w:type="spellEnd"/>
+      <w:r>
+        <w:rPr>
+          <w:lang w:val="pl-PL"/>
+        </w:rPr>
+        <w:t xml:space="preserve"> (String)</w:t>
+      </w:r>
+    </w:p>
+    <w:p>
+      <w:pPr>
+        <w:pStyle w:val="Listapunktowana"/>
+        <w:jc w:val="both"/>
+      </w:pPr>
+      <w:r>
+        <w:rPr>
+          <w:b/>
+        </w:rPr>
+        <w:t xml:space="preserve">Metody: </w:t>
+      </w:r>
+      <w:proofErr w:type="spellStart"/>
+      <w:r>
+        <w:t>rozpocznijPrace</w:t>
+      </w:r>
+      <w:proofErr w:type="spellEnd"/>
+      <w:r>
+        <w:t xml:space="preserve">(), </w:t>
+      </w:r>
+      <w:proofErr w:type="spellStart"/>
+      <w:r>
+        <w:t>zakonczPrace</w:t>
+      </w:r>
+      <w:proofErr w:type="spellEnd"/>
+      <w:r>
+        <w:t xml:space="preserve">(), </w:t>
+      </w:r>
+      <w:proofErr w:type="spellStart"/>
+      <w:r>
+        <w:t>dodajZdjeciePo</w:t>
+      </w:r>
+      <w:proofErr w:type="spellEnd"/>
+      <w:r>
+        <w:t>()</w:t>
+      </w:r>
+    </w:p>
+    <w:p>
+      <w:pPr>
+        <w:jc w:val="both"/>
+      </w:pPr>
+      <w:r>
+        <w:rPr>
+          <w:b/>
+        </w:rPr>
+        <w:t>13. Płatność</w:t>
+      </w:r>
+    </w:p>
+    <w:p>
+      <w:pPr>
+        <w:pStyle w:val="Listapunktowana"/>
+        <w:jc w:val="both"/>
+        <w:rPr>
+          <w:lang w:val="pl-PL"/>
+        </w:rPr>
+      </w:pPr>
+      <w:r>
+        <w:rPr>
+          <w:b/>
+          <w:lang w:val="pl-PL"/>
+        </w:rPr>
+        <w:t xml:space="preserve">Opis: </w:t>
+      </w:r>
+      <w:r>
+        <w:rPr>
+          <w:lang w:val="pl-PL"/>
+        </w:rPr>
+        <w:t>Klasa dokumentująca transakcję finansową (np. opłacenie zadatku za rezerwację).</w:t>
+      </w:r>
+    </w:p>
+    <w:p>
+      <w:pPr>
+        <w:pStyle w:val="Listapunktowana"/>
+        <w:jc w:val="both"/>
+        <w:rPr>
+          <w:lang w:val="pl-PL"/>
+        </w:rPr>
+      </w:pPr>
+      <w:r>
+        <w:rPr>
+          <w:b/>
+          <w:lang w:val="pl-PL"/>
+        </w:rPr>
+        <w:t xml:space="preserve">Atrybuty: </w:t>
+      </w:r>
+      <w:r>
+        <w:rPr>
+          <w:lang w:val="pl-PL"/>
+        </w:rPr>
+        <w:t>id (UUID), kwota (Money), status (</w:t>
+      </w:r>
+      <w:proofErr w:type="spellStart"/>
+      <w:r>
+        <w:rPr>
+          <w:lang w:val="pl-PL"/>
+        </w:rPr>
+        <w:t>StatusPlatnosci</w:t>
+      </w:r>
+      <w:proofErr w:type="spellEnd"/>
+      <w:r>
+        <w:rPr>
+          <w:lang w:val="pl-PL"/>
+        </w:rPr>
+        <w:t xml:space="preserve">), </w:t>
+      </w:r>
+      <w:proofErr w:type="spellStart"/>
+      <w:r>
+        <w:rPr>
+          <w:lang w:val="pl-PL"/>
+        </w:rPr>
+        <w:t>operatorRef</w:t>
+      </w:r>
+      <w:proofErr w:type="spellEnd"/>
+      <w:r>
+        <w:rPr>
+          <w:lang w:val="pl-PL"/>
+        </w:rPr>
+        <w:t xml:space="preserve"> (String – unikalny kod transakcji z banku)</w:t>
+      </w:r>
+    </w:p>
+    <w:p>
+      <w:pPr>
+        <w:pStyle w:val="Listapunktowana"/>
+        <w:jc w:val="both"/>
+      </w:pPr>
+      <w:r>
+        <w:rPr>
+          <w:b/>
+        </w:rPr>
+        <w:t xml:space="preserve">Metody: </w:t>
+      </w:r>
+      <w:proofErr w:type="spellStart"/>
+      <w:r>
+        <w:t>zainicjuj</w:t>
+      </w:r>
+      <w:proofErr w:type="spellEnd"/>
+      <w:r>
+        <w:t xml:space="preserve">(), </w:t>
+      </w:r>
+      <w:proofErr w:type="spellStart"/>
+      <w:r>
+        <w:t>potwierdz</w:t>
+      </w:r>
+      <w:proofErr w:type="spellEnd"/>
+      <w:r>
+        <w:t xml:space="preserve">(), </w:t>
+      </w:r>
+      <w:proofErr w:type="spellStart"/>
+      <w:r>
+        <w:t>anuluj</w:t>
+      </w:r>
+      <w:proofErr w:type="spellEnd"/>
+      <w:r>
+        <w:t>()</w:t>
+      </w:r>
+    </w:p>
+    <w:p>
+      <w:pPr>
+        <w:jc w:val="both"/>
+      </w:pPr>
+      <w:r>
+        <w:rPr>
+          <w:b/>
+        </w:rPr>
+        <w:t>14. Pracownik</w:t>
+      </w:r>
+    </w:p>
+    <w:p>
+      <w:pPr>
+        <w:pStyle w:val="Listapunktowana"/>
+        <w:jc w:val="both"/>
+        <w:rPr>
+          <w:lang w:val="pl-PL"/>
+        </w:rPr>
+      </w:pPr>
+      <w:r>
+        <w:rPr>
+          <w:b/>
+          <w:lang w:val="pl-PL"/>
+        </w:rPr>
+        <w:t xml:space="preserve">Opis: </w:t>
+      </w:r>
+      <w:r>
+        <w:rPr>
+          <w:lang w:val="pl-PL"/>
+        </w:rPr>
+        <w:t>Bazowa klasa dziedzicząca po Użytkowniku, stanowiąca rdzeń dla specyficznych ról pracowniczych w firmie.</w:t>
+      </w:r>
+    </w:p>
+    <w:p>
+      <w:pPr>
+        <w:pStyle w:val="Listapunktowana"/>
+        <w:jc w:val="both"/>
+        <w:rPr>
+          <w:lang w:val="pl-PL"/>
+        </w:rPr>
+      </w:pPr>
+      <w:r>
+        <w:rPr>
+          <w:b/>
+          <w:lang w:val="pl-PL"/>
+        </w:rPr>
+        <w:t xml:space="preserve">Atrybuty: </w:t>
+      </w:r>
+      <w:proofErr w:type="spellStart"/>
+      <w:r>
+        <w:rPr>
+          <w:lang w:val="pl-PL"/>
+        </w:rPr>
+        <w:t>nrPracownika</w:t>
+      </w:r>
+      <w:proofErr w:type="spellEnd"/>
+      <w:r>
+        <w:rPr>
+          <w:lang w:val="pl-PL"/>
+        </w:rPr>
+        <w:t xml:space="preserve"> / </w:t>
+      </w:r>
+      <w:proofErr w:type="spellStart"/>
+      <w:r>
+        <w:rPr>
+          <w:lang w:val="pl-PL"/>
+        </w:rPr>
+        <w:t>nrSluzbowy</w:t>
+      </w:r>
+      <w:proofErr w:type="spellEnd"/>
+      <w:r>
+        <w:rPr>
+          <w:lang w:val="pl-PL"/>
+        </w:rPr>
+        <w:t xml:space="preserve"> (String), </w:t>
+      </w:r>
+      <w:proofErr w:type="spellStart"/>
+      <w:r>
+        <w:rPr>
+          <w:lang w:val="pl-PL"/>
+        </w:rPr>
+        <w:t>dzial</w:t>
+      </w:r>
+      <w:proofErr w:type="spellEnd"/>
+      <w:r>
+        <w:rPr>
+          <w:lang w:val="pl-PL"/>
+        </w:rPr>
+        <w:t xml:space="preserve"> (String), status / aktywny (</w:t>
+      </w:r>
+      <w:proofErr w:type="spellStart"/>
+      <w:r>
+        <w:rPr>
+          <w:lang w:val="pl-PL"/>
+        </w:rPr>
+        <w:t>StatusPracy</w:t>
+      </w:r>
+      <w:proofErr w:type="spellEnd"/>
+      <w:r>
+        <w:rPr>
+          <w:lang w:val="pl-PL"/>
+        </w:rPr>
+        <w:t xml:space="preserve"> / </w:t>
+      </w:r>
+      <w:proofErr w:type="spellStart"/>
+      <w:r>
+        <w:rPr>
+          <w:lang w:val="pl-PL"/>
+        </w:rPr>
+        <w:t>Boolean</w:t>
+      </w:r>
+      <w:proofErr w:type="spellEnd"/>
+      <w:r>
+        <w:rPr>
+          <w:lang w:val="pl-PL"/>
+        </w:rPr>
+        <w:t>)</w:t>
+      </w:r>
+    </w:p>
+    <w:p>
+      <w:pPr>
+        <w:pStyle w:val="Listapunktowana"/>
+        <w:jc w:val="both"/>
+      </w:pPr>
+      <w:r>
+        <w:rPr>
+          <w:b/>
+        </w:rPr>
+        <w:t xml:space="preserve">Metody: </w:t>
+      </w:r>
+      <w:proofErr w:type="spellStart"/>
+      <w:r>
+        <w:t>pobierzZadania</w:t>
+      </w:r>
+      <w:proofErr w:type="spellEnd"/>
+      <w:r>
+        <w:t xml:space="preserve">(), </w:t>
+      </w:r>
+      <w:proofErr w:type="spellStart"/>
+      <w:r>
+        <w:t>zglosDostepnosc</w:t>
+      </w:r>
+      <w:proofErr w:type="spellEnd"/>
+      <w:r>
+        <w:t>()</w:t>
+      </w:r>
+    </w:p>
+    <w:p>
+      <w:pPr>
+        <w:jc w:val="both"/>
+      </w:pPr>
+      <w:r>
+        <w:rPr>
+          <w:b/>
+        </w:rPr>
+        <w:t>15. PracownikTechniczny</w:t>
+      </w:r>
+    </w:p>
+    <w:p>
+      <w:pPr>
+        <w:pStyle w:val="Listapunktowana"/>
+        <w:jc w:val="both"/>
+        <w:rPr>
+          <w:lang w:val="pl-PL"/>
+        </w:rPr>
+      </w:pPr>
+      <w:r>
+        <w:rPr>
+          <w:b/>
+          <w:lang w:val="pl-PL"/>
+        </w:rPr>
+        <w:t xml:space="preserve">Opis: </w:t>
+      </w:r>
+      <w:r>
+        <w:rPr>
+          <w:lang w:val="pl-PL"/>
+        </w:rPr>
+        <w:t>Dziedziczy po klasie Pracownik. Osoba odpowiedzialna za diagnozowanie i utrzymanie floty sprzętowej.</w:t>
+      </w:r>
+    </w:p>
+    <w:p>
+      <w:pPr>
+        <w:pStyle w:val="Listapunktowana"/>
+        <w:jc w:val="both"/>
+      </w:pPr>
+      <w:proofErr w:type="spellStart"/>
+      <w:r>
+        <w:rPr>
+          <w:b/>
+        </w:rPr>
+        <w:t>Atrybuty</w:t>
+      </w:r>
+      <w:proofErr w:type="spellEnd"/>
+      <w:r>
+        <w:rPr>
+          <w:b/>
+        </w:rPr>
+        <w:t xml:space="preserve">: </w:t>
+      </w:r>
+      <w:proofErr w:type="spellStart"/>
+      <w:r>
+        <w:t>specjalizacja</w:t>
+      </w:r>
+      <w:proofErr w:type="spellEnd"/>
+      <w:r>
+        <w:t xml:space="preserve"> (String)</w:t>
+      </w:r>
+    </w:p>
+    <w:p>
+      <w:pPr>
+        <w:pStyle w:val="Listapunktowana"/>
+        <w:jc w:val="both"/>
+      </w:pPr>
+      <w:r>
+        <w:rPr>
+          <w:b/>
+        </w:rPr>
+        <w:t xml:space="preserve">Metody: </w:t>
+      </w:r>
+      <w:r>
+        <w:t>wykonajPrzeglad(), oznaczDoNaprawy(), zwrocDoUzytku()</w:t>
+      </w:r>
+    </w:p>
+    <w:p>
+      <w:pPr>
+        <w:jc w:val="both"/>
+      </w:pPr>
+      <w:r>
+        <w:rPr>
+          <w:b/>
+        </w:rPr>
+        <w:lastRenderedPageBreak/>
+        <w:t>16. PrzeglądSerwisowy</w:t>
+      </w:r>
+    </w:p>
+    <w:p>
+      <w:pPr>
+        <w:pStyle w:val="Listapunktowana"/>
+        <w:jc w:val="both"/>
+        <w:rPr>
+          <w:lang w:val="pl-PL"/>
+        </w:rPr>
+      </w:pPr>
+      <w:r>
+        <w:rPr>
+          <w:b/>
+          <w:lang w:val="pl-PL"/>
+        </w:rPr>
+        <w:t xml:space="preserve">Opis: </w:t>
+      </w:r>
+      <w:r>
+        <w:rPr>
+          <w:lang w:val="pl-PL"/>
+        </w:rPr>
+        <w:t>Zapis historyczny wykonania okresowej analizy stanu technicznego danej myjki.</w:t>
+      </w:r>
+    </w:p>
+    <w:p>
+      <w:pPr>
+        <w:pStyle w:val="Listapunktowana"/>
+        <w:jc w:val="both"/>
+        <w:rPr>
+          <w:lang w:val="pl-PL"/>
+        </w:rPr>
+      </w:pPr>
+      <w:r>
+        <w:rPr>
+          <w:b/>
+          <w:lang w:val="pl-PL"/>
+        </w:rPr>
+        <w:t xml:space="preserve">Atrybuty: </w:t>
+      </w:r>
+      <w:r>
+        <w:rPr>
+          <w:lang w:val="pl-PL"/>
+        </w:rPr>
+        <w:t>id (UUID), data (</w:t>
+      </w:r>
+      <w:proofErr w:type="spellStart"/>
+      <w:r>
+        <w:rPr>
+          <w:lang w:val="pl-PL"/>
+        </w:rPr>
+        <w:t>Date</w:t>
+      </w:r>
+      <w:proofErr w:type="spellEnd"/>
+      <w:r>
+        <w:rPr>
+          <w:lang w:val="pl-PL"/>
+        </w:rPr>
+        <w:t xml:space="preserve">), wynik (String), </w:t>
+      </w:r>
+      <w:proofErr w:type="spellStart"/>
+      <w:r>
+        <w:rPr>
+          <w:lang w:val="pl-PL"/>
+        </w:rPr>
+        <w:t>poziomUszkodzenia</w:t>
+      </w:r>
+      <w:proofErr w:type="spellEnd"/>
+      <w:r>
+        <w:rPr>
+          <w:lang w:val="pl-PL"/>
+        </w:rPr>
+        <w:t xml:space="preserve"> (</w:t>
+      </w:r>
+      <w:proofErr w:type="spellStart"/>
+      <w:r>
+        <w:rPr>
+          <w:lang w:val="pl-PL"/>
+        </w:rPr>
+        <w:t>int</w:t>
+      </w:r>
+      <w:proofErr w:type="spellEnd"/>
+      <w:r>
+        <w:rPr>
+          <w:lang w:val="pl-PL"/>
+        </w:rPr>
+        <w:t>)</w:t>
+      </w:r>
+    </w:p>
+    <w:p>
+      <w:pPr>
+        <w:pStyle w:val="Listapunktowana"/>
+        <w:jc w:val="both"/>
+      </w:pPr>
+      <w:r>
+        <w:rPr>
+          <w:b/>
+        </w:rPr>
+        <w:t xml:space="preserve">Metody: </w:t>
+      </w:r>
+      <w:proofErr w:type="spellStart"/>
+      <w:r>
+        <w:t>zapiszWynik</w:t>
+      </w:r>
+      <w:proofErr w:type="spellEnd"/>
+      <w:r>
+        <w:t xml:space="preserve">(), </w:t>
+      </w:r>
+      <w:proofErr w:type="spellStart"/>
+      <w:r>
+        <w:t>utworzNaprawe</w:t>
+      </w:r>
+      <w:proofErr w:type="spellEnd"/>
+      <w:r>
+        <w:t>()</w:t>
+      </w:r>
+    </w:p>
+    <w:p>
+      <w:pPr>
+        <w:jc w:val="both"/>
+      </w:pPr>
+      <w:r>
+        <w:rPr>
+          <w:b/>
+        </w:rPr>
+        <w:t>17. PrzydziałSprzętuZastępczego</w:t>
+      </w:r>
+    </w:p>
+    <w:p>
+      <w:pPr>
+        <w:pStyle w:val="Listapunktowana"/>
+        <w:jc w:val="both"/>
+        <w:rPr>
+          <w:lang w:val="pl-PL"/>
+        </w:rPr>
+      </w:pPr>
+      <w:r>
+        <w:rPr>
+          <w:b/>
+          <w:lang w:val="pl-PL"/>
+        </w:rPr>
+        <w:t xml:space="preserve">Opis: </w:t>
+      </w:r>
+      <w:r>
+        <w:rPr>
+          <w:lang w:val="pl-PL"/>
+        </w:rPr>
+        <w:t>Relacyjna klasa wiążąca rezerwowy sprzęt z ekipą w czasie trwania naprawy sprzętu głównego.</w:t>
+      </w:r>
+    </w:p>
+    <w:p>
+      <w:pPr>
+        <w:pStyle w:val="Listapunktowana"/>
+        <w:jc w:val="both"/>
+        <w:rPr>
+          <w:lang w:val="pl-PL"/>
+        </w:rPr>
+      </w:pPr>
+      <w:r>
+        <w:rPr>
+          <w:b/>
+          <w:lang w:val="pl-PL"/>
+        </w:rPr>
+        <w:t xml:space="preserve">Atrybuty: </w:t>
+      </w:r>
+      <w:r>
+        <w:rPr>
+          <w:lang w:val="pl-PL"/>
+        </w:rPr>
+        <w:t>id (UUID), od, do (</w:t>
+      </w:r>
+      <w:proofErr w:type="spellStart"/>
+      <w:r>
+        <w:rPr>
+          <w:lang w:val="pl-PL"/>
+        </w:rPr>
+        <w:t>DateTime</w:t>
+      </w:r>
+      <w:proofErr w:type="spellEnd"/>
+      <w:r>
+        <w:rPr>
+          <w:lang w:val="pl-PL"/>
+        </w:rPr>
+        <w:t xml:space="preserve">), </w:t>
+      </w:r>
+      <w:proofErr w:type="spellStart"/>
+      <w:r>
+        <w:rPr>
+          <w:lang w:val="pl-PL"/>
+        </w:rPr>
+        <w:t>powod</w:t>
+      </w:r>
+      <w:proofErr w:type="spellEnd"/>
+      <w:r>
+        <w:rPr>
+          <w:lang w:val="pl-PL"/>
+        </w:rPr>
+        <w:t xml:space="preserve"> (String)</w:t>
+      </w:r>
+    </w:p>
+    <w:p>
+      <w:pPr>
+        <w:pStyle w:val="Listapunktowana"/>
+        <w:jc w:val="both"/>
+      </w:pPr>
+      <w:r>
+        <w:rPr>
+          <w:b/>
+        </w:rPr>
+        <w:t xml:space="preserve">Metody: </w:t>
+      </w:r>
+      <w:proofErr w:type="spellStart"/>
+      <w:r>
+        <w:t>aktywuj</w:t>
+      </w:r>
+      <w:proofErr w:type="spellEnd"/>
+      <w:r>
+        <w:t xml:space="preserve">(), </w:t>
+      </w:r>
+      <w:proofErr w:type="spellStart"/>
+      <w:r>
+        <w:t>zamknij</w:t>
+      </w:r>
+      <w:proofErr w:type="spellEnd"/>
+      <w:r>
+        <w:t>()</w:t>
+      </w:r>
+    </w:p>
+    <w:p>
+      <w:pPr>
+        <w:jc w:val="both"/>
+      </w:pPr>
+      <w:r>
+        <w:rPr>
+          <w:b/>
+        </w:rPr>
+        <w:t>18. RaportStatystyczny</w:t>
+      </w:r>
+    </w:p>
+    <w:p>
+      <w:pPr>
+        <w:pStyle w:val="Listapunktowana"/>
+        <w:jc w:val="both"/>
+        <w:rPr>
+          <w:lang w:val="pl-PL"/>
+        </w:rPr>
+      </w:pPr>
+      <w:r>
+        <w:rPr>
+          <w:b/>
+          <w:lang w:val="pl-PL"/>
+        </w:rPr>
+        <w:t xml:space="preserve">Opis: </w:t>
+      </w:r>
+      <w:r>
+        <w:rPr>
+          <w:lang w:val="pl-PL"/>
+        </w:rPr>
+        <w:t>Obiekt przechowujący przetworzone dane o dochodach, umożliwiający Administratorowi analizę biznesową.</w:t>
+      </w:r>
+    </w:p>
+    <w:p>
+      <w:pPr>
+        <w:pStyle w:val="Listapunktowana"/>
+        <w:jc w:val="both"/>
+        <w:rPr>
+          <w:lang w:val="pl-PL"/>
+        </w:rPr>
+      </w:pPr>
+      <w:r>
+        <w:rPr>
+          <w:b/>
+          <w:lang w:val="pl-PL"/>
+        </w:rPr>
+        <w:t xml:space="preserve">Atrybuty: </w:t>
+      </w:r>
+      <w:proofErr w:type="spellStart"/>
+      <w:r>
+        <w:rPr>
+          <w:lang w:val="pl-PL"/>
+        </w:rPr>
+        <w:t>okresOd</w:t>
+      </w:r>
+      <w:proofErr w:type="spellEnd"/>
+      <w:r>
+        <w:rPr>
+          <w:lang w:val="pl-PL"/>
+        </w:rPr>
+        <w:t xml:space="preserve">, </w:t>
+      </w:r>
+      <w:proofErr w:type="spellStart"/>
+      <w:r>
+        <w:rPr>
+          <w:lang w:val="pl-PL"/>
+        </w:rPr>
+        <w:t>okresDo</w:t>
+      </w:r>
+      <w:proofErr w:type="spellEnd"/>
+      <w:r>
+        <w:rPr>
+          <w:lang w:val="pl-PL"/>
+        </w:rPr>
+        <w:t xml:space="preserve"> (</w:t>
+      </w:r>
+      <w:proofErr w:type="spellStart"/>
+      <w:r>
+        <w:rPr>
+          <w:lang w:val="pl-PL"/>
+        </w:rPr>
+        <w:t>Date</w:t>
+      </w:r>
+      <w:proofErr w:type="spellEnd"/>
+      <w:r>
+        <w:rPr>
+          <w:lang w:val="pl-PL"/>
+        </w:rPr>
+        <w:t xml:space="preserve">), </w:t>
+      </w:r>
+      <w:proofErr w:type="spellStart"/>
+      <w:r>
+        <w:rPr>
+          <w:lang w:val="pl-PL"/>
+        </w:rPr>
+        <w:t>przychodBeton</w:t>
+      </w:r>
+      <w:proofErr w:type="spellEnd"/>
+      <w:r>
+        <w:rPr>
+          <w:lang w:val="pl-PL"/>
+        </w:rPr>
+        <w:t xml:space="preserve">, </w:t>
+      </w:r>
+      <w:proofErr w:type="spellStart"/>
+      <w:r>
+        <w:rPr>
+          <w:lang w:val="pl-PL"/>
+        </w:rPr>
+        <w:t>przychodDrewno</w:t>
+      </w:r>
+      <w:proofErr w:type="spellEnd"/>
+      <w:r>
+        <w:rPr>
+          <w:lang w:val="pl-PL"/>
+        </w:rPr>
+        <w:t xml:space="preserve">, </w:t>
+      </w:r>
+      <w:proofErr w:type="spellStart"/>
+      <w:r>
+        <w:rPr>
+          <w:lang w:val="pl-PL"/>
+        </w:rPr>
+        <w:t>przychodTynk</w:t>
+      </w:r>
+      <w:proofErr w:type="spellEnd"/>
+      <w:r>
+        <w:rPr>
+          <w:lang w:val="pl-PL"/>
+        </w:rPr>
+        <w:t xml:space="preserve"> (Money)</w:t>
+      </w:r>
+    </w:p>
+    <w:p>
+      <w:pPr>
+        <w:pStyle w:val="Listapunktowana"/>
+        <w:jc w:val="both"/>
+      </w:pPr>
+      <w:r>
+        <w:rPr>
+          <w:b/>
+        </w:rPr>
+        <w:t xml:space="preserve">Metody: </w:t>
+      </w:r>
+      <w:proofErr w:type="spellStart"/>
+      <w:r>
+        <w:t>obliczPrzychody</w:t>
+      </w:r>
+      <w:proofErr w:type="spellEnd"/>
+      <w:r>
+        <w:t xml:space="preserve">(), </w:t>
+      </w:r>
+      <w:proofErr w:type="spellStart"/>
+      <w:r>
+        <w:t>obliczWydajnoscEkip</w:t>
+      </w:r>
+      <w:proofErr w:type="spellEnd"/>
+      <w:r>
+        <w:t xml:space="preserve">(), </w:t>
+      </w:r>
+      <w:proofErr w:type="spellStart"/>
+      <w:r>
+        <w:t>eksportujPDF</w:t>
+      </w:r>
+      <w:proofErr w:type="spellEnd"/>
+      <w:r>
+        <w:t>()</w:t>
+      </w:r>
+    </w:p>
+    <w:p>
+      <w:pPr>
+        <w:jc w:val="both"/>
+      </w:pPr>
+      <w:r>
+        <w:rPr>
+          <w:b/>
+        </w:rPr>
+        <w:t>19. Reklamacja</w:t>
+      </w:r>
+    </w:p>
+    <w:p>
+      <w:pPr>
+        <w:pStyle w:val="Listapunktowana"/>
+        <w:jc w:val="both"/>
+        <w:rPr>
+          <w:lang w:val="pl-PL"/>
+        </w:rPr>
+      </w:pPr>
+      <w:r>
+        <w:rPr>
+          <w:b/>
+          <w:lang w:val="pl-PL"/>
+        </w:rPr>
+        <w:t xml:space="preserve">Opis: </w:t>
+      </w:r>
+      <w:r>
+        <w:rPr>
+          <w:lang w:val="pl-PL"/>
+        </w:rPr>
+        <w:t>Zgłoszenie zastrzeżeń do wykonanej usługi wykreowane przez Klienta.</w:t>
+      </w:r>
+    </w:p>
+    <w:p>
+      <w:pPr>
+        <w:pStyle w:val="Listapunktowana"/>
+        <w:jc w:val="both"/>
+        <w:rPr>
+          <w:lang w:val="pl-PL"/>
+        </w:rPr>
+      </w:pPr>
+      <w:r>
+        <w:rPr>
+          <w:b/>
+          <w:lang w:val="pl-PL"/>
+        </w:rPr>
+        <w:t xml:space="preserve">Atrybuty: </w:t>
+      </w:r>
+      <w:r>
+        <w:rPr>
+          <w:lang w:val="pl-PL"/>
+        </w:rPr>
+        <w:t>id (UUID), opis (String), status (</w:t>
+      </w:r>
+      <w:proofErr w:type="spellStart"/>
+      <w:r>
+        <w:rPr>
+          <w:lang w:val="pl-PL"/>
+        </w:rPr>
+        <w:t>StatusReklamacji</w:t>
+      </w:r>
+      <w:proofErr w:type="spellEnd"/>
+      <w:r>
+        <w:rPr>
+          <w:lang w:val="pl-PL"/>
+        </w:rPr>
+        <w:t xml:space="preserve">), </w:t>
+      </w:r>
+      <w:proofErr w:type="spellStart"/>
+      <w:r>
+        <w:rPr>
+          <w:lang w:val="pl-PL"/>
+        </w:rPr>
+        <w:t>dataZgloszenia</w:t>
+      </w:r>
+      <w:proofErr w:type="spellEnd"/>
+      <w:r>
+        <w:rPr>
+          <w:lang w:val="pl-PL"/>
+        </w:rPr>
+        <w:t xml:space="preserve">, </w:t>
+      </w:r>
+      <w:proofErr w:type="spellStart"/>
+      <w:r>
+        <w:rPr>
+          <w:lang w:val="pl-PL"/>
+        </w:rPr>
+        <w:t>terminOdpowiedzi</w:t>
+      </w:r>
+      <w:proofErr w:type="spellEnd"/>
+      <w:r>
+        <w:rPr>
+          <w:lang w:val="pl-PL"/>
+        </w:rPr>
+        <w:t xml:space="preserve"> (</w:t>
+      </w:r>
+      <w:proofErr w:type="spellStart"/>
+      <w:r>
+        <w:rPr>
+          <w:lang w:val="pl-PL"/>
+        </w:rPr>
+        <w:t>DateTime</w:t>
+      </w:r>
+      <w:proofErr w:type="spellEnd"/>
+      <w:r>
+        <w:rPr>
+          <w:lang w:val="pl-PL"/>
+        </w:rPr>
+        <w:t>)</w:t>
+      </w:r>
+    </w:p>
+    <w:p>
+      <w:pPr>
+        <w:pStyle w:val="Listapunktowana"/>
+        <w:jc w:val="both"/>
+      </w:pPr>
+      <w:r>
+        <w:rPr>
+          <w:b/>
+        </w:rPr>
+        <w:t xml:space="preserve">Metody: </w:t>
+      </w:r>
+      <w:proofErr w:type="spellStart"/>
+      <w:r>
+        <w:t>przyjmij</w:t>
+      </w:r>
+      <w:proofErr w:type="spellEnd"/>
+      <w:r>
+        <w:t xml:space="preserve">(), </w:t>
+      </w:r>
+      <w:proofErr w:type="spellStart"/>
+      <w:r>
+        <w:t>rozpatrz</w:t>
+      </w:r>
+      <w:proofErr w:type="spellEnd"/>
+      <w:r>
+        <w:t xml:space="preserve">(), </w:t>
+      </w:r>
+      <w:proofErr w:type="spellStart"/>
+      <w:r>
+        <w:t>zamknij</w:t>
+      </w:r>
+      <w:proofErr w:type="spellEnd"/>
+      <w:r>
+        <w:t>()</w:t>
+      </w:r>
+    </w:p>
+    <w:p>
+      <w:pPr>
+        <w:jc w:val="both"/>
+      </w:pPr>
+      <w:r>
+        <w:rPr>
+          <w:b/>
+        </w:rPr>
+        <w:t>20. Termin</w:t>
+      </w:r>
+    </w:p>
+    <w:p>
+      <w:pPr>
+        <w:pStyle w:val="Listapunktowana"/>
+        <w:jc w:val="both"/>
+        <w:rPr>
+          <w:lang w:val="pl-PL"/>
+        </w:rPr>
+      </w:pPr>
+      <w:r>
+        <w:rPr>
+          <w:b/>
+          <w:lang w:val="pl-PL"/>
+        </w:rPr>
+        <w:t xml:space="preserve">Opis: </w:t>
+      </w:r>
+      <w:r>
+        <w:rPr>
+          <w:lang w:val="pl-PL"/>
+        </w:rPr>
+        <w:t>Zarezerwowany blok czasu w kalendarzu firmy przydzielony do konkretnego zlecenia.</w:t>
+      </w:r>
+    </w:p>
+    <w:p>
+      <w:pPr>
+        <w:pStyle w:val="Listapunktowana"/>
+        <w:jc w:val="both"/>
+      </w:pPr>
+      <w:proofErr w:type="spellStart"/>
+      <w:r>
+        <w:rPr>
+          <w:b/>
+        </w:rPr>
+        <w:t>Atrybuty</w:t>
+      </w:r>
+      <w:proofErr w:type="spellEnd"/>
+      <w:r>
+        <w:rPr>
+          <w:b/>
+        </w:rPr>
+        <w:t xml:space="preserve">: </w:t>
+      </w:r>
+      <w:r>
+        <w:t xml:space="preserve">start, </w:t>
+      </w:r>
+      <w:proofErr w:type="spellStart"/>
+      <w:r>
+        <w:t>koniec</w:t>
+      </w:r>
+      <w:proofErr w:type="spellEnd"/>
+      <w:r>
+        <w:t xml:space="preserve"> (</w:t>
+      </w:r>
+      <w:proofErr w:type="spellStart"/>
+      <w:r>
+        <w:t>DateTime</w:t>
+      </w:r>
+      <w:proofErr w:type="spellEnd"/>
+      <w:r>
+        <w:t>), strefa (String), dostepny (Boolean)</w:t>
+      </w:r>
+    </w:p>
+    <w:p>
+      <w:pPr>
+        <w:pStyle w:val="Listapunktowana"/>
+        <w:jc w:val="both"/>
+      </w:pPr>
+      <w:r>
+        <w:rPr>
+          <w:b/>
+        </w:rPr>
+        <w:t xml:space="preserve">Metody: </w:t>
+      </w:r>
+      <w:r>
+        <w:t>zarezerwuj(), zwolnij()</w:t>
+      </w:r>
+    </w:p>
+    <w:p>
+      <w:pPr>
+        <w:jc w:val="both"/>
+      </w:pPr>
+      <w:r>
+        <w:rPr>
+          <w:b/>
+        </w:rPr>
+        <w:t>21. Użytkownik</w:t>
+      </w:r>
+    </w:p>
+    <w:p>
+      <w:pPr>
+        <w:pStyle w:val="Listapunktowana"/>
+        <w:jc w:val="both"/>
+        <w:rPr>
+          <w:lang w:val="pl-PL"/>
+        </w:rPr>
+      </w:pPr>
+      <w:r>
+        <w:rPr>
+          <w:b/>
+          <w:lang w:val="pl-PL"/>
+        </w:rPr>
+        <w:t xml:space="preserve">Opis: </w:t>
+      </w:r>
+      <w:r>
+        <w:rPr>
+          <w:lang w:val="pl-PL"/>
+        </w:rPr>
+        <w:t>Główna klasa bazowa dla każdego profilu posiadającego uprawnienia do logowania w systemie.</w:t>
+      </w:r>
+    </w:p>
+    <w:p>
+      <w:pPr>
+        <w:pStyle w:val="Listapunktowana"/>
+        <w:jc w:val="both"/>
+      </w:pPr>
+      <w:proofErr w:type="spellStart"/>
+      <w:r>
+        <w:rPr>
+          <w:b/>
+        </w:rPr>
+        <w:t>Atrybuty</w:t>
+      </w:r>
+      <w:proofErr w:type="spellEnd"/>
+      <w:r>
+        <w:rPr>
+          <w:b/>
+        </w:rPr>
+        <w:t xml:space="preserve">: </w:t>
+      </w:r>
+      <w:r>
+        <w:t>id (UUID), email, telefon, hasloHash (String - zahaszowane hasło), rola (Rola)</w:t>
+      </w:r>
+    </w:p>
+    <w:p>
+      <w:pPr>
+        <w:pStyle w:val="Listapunktowana"/>
+        <w:jc w:val="both"/>
+        <w:rPr>
+          <w:lang w:val="pl-PL"/>
+        </w:rPr>
+      </w:pPr>
+      <w:r>
+        <w:rPr>
+          <w:b/>
+          <w:lang w:val="pl-PL"/>
+        </w:rPr>
+        <w:t xml:space="preserve">Metody: </w:t>
+      </w:r>
+      <w:r>
+        <w:rPr>
+          <w:lang w:val="pl-PL"/>
+        </w:rPr>
+        <w:t xml:space="preserve">zaloguj() / </w:t>
+      </w:r>
+      <w:proofErr w:type="spellStart"/>
+      <w:r>
+        <w:rPr>
+          <w:lang w:val="pl-PL"/>
+        </w:rPr>
+        <w:t>zalogujSie</w:t>
+      </w:r>
+      <w:proofErr w:type="spellEnd"/>
+      <w:r>
+        <w:rPr>
+          <w:lang w:val="pl-PL"/>
+        </w:rPr>
+        <w:t xml:space="preserve">(), wyloguj() / </w:t>
+      </w:r>
+      <w:proofErr w:type="spellStart"/>
+      <w:r>
+        <w:rPr>
+          <w:lang w:val="pl-PL"/>
+        </w:rPr>
+        <w:t>wylogujSie</w:t>
+      </w:r>
+      <w:proofErr w:type="spellEnd"/>
+      <w:r>
+        <w:rPr>
+          <w:lang w:val="pl-PL"/>
+        </w:rPr>
+        <w:t xml:space="preserve">(), </w:t>
+      </w:r>
+      <w:proofErr w:type="spellStart"/>
+      <w:r>
+        <w:rPr>
+          <w:lang w:val="pl-PL"/>
+        </w:rPr>
+        <w:t>zmienDane</w:t>
+      </w:r>
+      <w:proofErr w:type="spellEnd"/>
+      <w:r>
+        <w:rPr>
+          <w:lang w:val="pl-PL"/>
+        </w:rPr>
+        <w:t xml:space="preserve">() / </w:t>
+      </w:r>
+      <w:proofErr w:type="spellStart"/>
+      <w:r>
+        <w:rPr>
+          <w:lang w:val="pl-PL"/>
+        </w:rPr>
+        <w:t>zmienHaslo</w:t>
+      </w:r>
+      <w:proofErr w:type="spellEnd"/>
+      <w:r>
+        <w:rPr>
+          <w:lang w:val="pl-PL"/>
+        </w:rPr>
+        <w:t>()</w:t>
+      </w:r>
+    </w:p>
+    <w:p>
+      <w:pPr>
+        <w:jc w:val="both"/>
+      </w:pPr>
+      <w:r>
+        <w:rPr>
+          <w:b/>
+        </w:rPr>
+        <w:t>22. Wycena</w:t>
+      </w:r>
+    </w:p>
+    <w:p>
+      <w:pPr>
+        <w:pStyle w:val="Listapunktowana"/>
+        <w:jc w:val="both"/>
+        <w:rPr>
+          <w:lang w:val="pl-PL"/>
+        </w:rPr>
+      </w:pPr>
+      <w:r>
+        <w:rPr>
+          <w:b/>
+          <w:lang w:val="pl-PL"/>
+        </w:rPr>
+        <w:t xml:space="preserve">Opis: </w:t>
+      </w:r>
+      <w:r>
+        <w:rPr>
+          <w:lang w:val="pl-PL"/>
+        </w:rPr>
+        <w:t>Systemowa kalkulacja kosztów stworzona na podstawie powierzchni i analizy wgranego zdjęcia.</w:t>
+      </w:r>
+    </w:p>
+    <w:p>
+      <w:pPr>
+        <w:pStyle w:val="Listapunktowana"/>
+        <w:jc w:val="both"/>
+      </w:pPr>
+      <w:proofErr w:type="spellStart"/>
+      <w:r>
+        <w:rPr>
+          <w:b/>
+        </w:rPr>
+        <w:t>Atrybuty</w:t>
+      </w:r>
+      <w:proofErr w:type="spellEnd"/>
+      <w:r>
+        <w:rPr>
+          <w:b/>
+        </w:rPr>
+        <w:t xml:space="preserve">: </w:t>
+      </w:r>
+      <w:proofErr w:type="spellStart"/>
+      <w:r>
+        <w:t>kwotaNetto</w:t>
+      </w:r>
+      <w:proofErr w:type="spellEnd"/>
+      <w:r>
+        <w:t xml:space="preserve">, </w:t>
+      </w:r>
+      <w:proofErr w:type="spellStart"/>
+      <w:r>
+        <w:t>kwotaBrutto</w:t>
+      </w:r>
+      <w:proofErr w:type="spellEnd"/>
+      <w:r>
+        <w:t xml:space="preserve"> (Money), vat (Decimal), waznaDo (DateTime)</w:t>
+      </w:r>
+    </w:p>
+    <w:p>
+      <w:pPr>
+        <w:pStyle w:val="Listapunktowana"/>
+        <w:jc w:val="both"/>
+      </w:pPr>
+      <w:r>
+        <w:rPr>
+          <w:b/>
+        </w:rPr>
+        <w:t xml:space="preserve">Metody: </w:t>
+      </w:r>
+      <w:r>
+        <w:t>oblicz(), uniewaznij()</w:t>
+      </w:r>
+    </w:p>
+    <w:p>
+      <w:pPr>
+        <w:jc w:val="both"/>
+      </w:pPr>
+      <w:r>
+        <w:rPr>
+          <w:b/>
+        </w:rPr>
+        <w:t>23. ZapytanieOfertowe</w:t>
+      </w:r>
+    </w:p>
+    <w:p>
+      <w:pPr>
+        <w:pStyle w:val="Listapunktowana"/>
+        <w:jc w:val="both"/>
+        <w:rPr>
+          <w:lang w:val="pl-PL"/>
+        </w:rPr>
+      </w:pPr>
+      <w:r>
+        <w:rPr>
+          <w:b/>
+          <w:lang w:val="pl-PL"/>
+        </w:rPr>
+        <w:t xml:space="preserve">Opis: </w:t>
+      </w:r>
+      <w:r>
+        <w:rPr>
+          <w:lang w:val="pl-PL"/>
+        </w:rPr>
+        <w:t>Dokument wygenerowany przez system po przekroczeniu progu alarmowego dla detergentów.</w:t>
+      </w:r>
+    </w:p>
+    <w:p>
+      <w:pPr>
+        <w:pStyle w:val="Listapunktowana"/>
+        <w:jc w:val="both"/>
+        <w:rPr>
+          <w:lang w:val="pl-PL"/>
+        </w:rPr>
+      </w:pPr>
+      <w:r>
+        <w:rPr>
+          <w:b/>
+          <w:lang w:val="pl-PL"/>
+        </w:rPr>
+        <w:t xml:space="preserve">Atrybuty: </w:t>
+      </w:r>
+      <w:r>
+        <w:rPr>
+          <w:lang w:val="pl-PL"/>
+        </w:rPr>
+        <w:t xml:space="preserve">id (UUID), </w:t>
+      </w:r>
+      <w:proofErr w:type="spellStart"/>
+      <w:r>
+        <w:rPr>
+          <w:lang w:val="pl-PL"/>
+        </w:rPr>
+        <w:t>dataWyslania</w:t>
+      </w:r>
+      <w:proofErr w:type="spellEnd"/>
+      <w:r>
+        <w:rPr>
+          <w:lang w:val="pl-PL"/>
+        </w:rPr>
+        <w:t xml:space="preserve"> (</w:t>
+      </w:r>
+      <w:proofErr w:type="spellStart"/>
+      <w:r>
+        <w:rPr>
+          <w:lang w:val="pl-PL"/>
+        </w:rPr>
+        <w:t>DateTime</w:t>
+      </w:r>
+      <w:proofErr w:type="spellEnd"/>
+      <w:r>
+        <w:rPr>
+          <w:lang w:val="pl-PL"/>
+        </w:rPr>
+        <w:t>), status (</w:t>
+      </w:r>
+      <w:proofErr w:type="spellStart"/>
+      <w:r>
+        <w:rPr>
+          <w:lang w:val="pl-PL"/>
+        </w:rPr>
+        <w:t>StatusZapytania</w:t>
+      </w:r>
+      <w:proofErr w:type="spellEnd"/>
+      <w:r>
+        <w:rPr>
+          <w:lang w:val="pl-PL"/>
+        </w:rPr>
+        <w:t xml:space="preserve">), </w:t>
+      </w:r>
+      <w:proofErr w:type="spellStart"/>
+      <w:r>
+        <w:rPr>
+          <w:lang w:val="pl-PL"/>
+        </w:rPr>
+        <w:t>iloscLitrow</w:t>
+      </w:r>
+      <w:proofErr w:type="spellEnd"/>
+      <w:r>
+        <w:rPr>
+          <w:lang w:val="pl-PL"/>
+        </w:rPr>
+        <w:t xml:space="preserve"> (</w:t>
+      </w:r>
+      <w:proofErr w:type="spellStart"/>
+      <w:r>
+        <w:rPr>
+          <w:lang w:val="pl-PL"/>
+        </w:rPr>
+        <w:t>Decimal</w:t>
+      </w:r>
+      <w:proofErr w:type="spellEnd"/>
+      <w:r>
+        <w:rPr>
+          <w:lang w:val="pl-PL"/>
+        </w:rPr>
+        <w:t>)</w:t>
+      </w:r>
+    </w:p>
+    <w:p>
+      <w:pPr>
+        <w:pStyle w:val="Listapunktowana"/>
+        <w:jc w:val="both"/>
+      </w:pPr>
+      <w:r>
+        <w:rPr>
+          <w:b/>
+        </w:rPr>
+        <w:t xml:space="preserve">Metody: </w:t>
+      </w:r>
+      <w:proofErr w:type="spellStart"/>
+      <w:r>
+        <w:t>wygeneruj</w:t>
+      </w:r>
+      <w:proofErr w:type="spellEnd"/>
+      <w:r>
+        <w:t xml:space="preserve">(), </w:t>
+      </w:r>
+      <w:proofErr w:type="spellStart"/>
+      <w:r>
+        <w:t>wyslij</w:t>
+      </w:r>
+      <w:proofErr w:type="spellEnd"/>
+      <w:r>
+        <w:t xml:space="preserve">(), </w:t>
+      </w:r>
+      <w:proofErr w:type="spellStart"/>
+      <w:r>
+        <w:t>zamknij</w:t>
+      </w:r>
+      <w:proofErr w:type="spellEnd"/>
+      <w:r>
+        <w:t>()</w:t>
+      </w:r>
+    </w:p>
+    <w:p>
+      <w:pPr>
         <w:pStyle w:val="Listapunktowana"/>
         <w:numPr>
           <w:ilvl w:val="0"/>
@@ -304,64 +3178,7 @@
         </w:numPr>
         <w:ind w:left="360" w:hanging="360"/>
         <w:jc w:val="both"/>
-        <w:rPr>
-          <w:lang w:val="pl-PL"/>
-        </w:rPr>
-      </w:pPr>
-      <w:r>
-        <w:rPr>
-          <w:noProof/>
-          <w:lang w:val="pl-PL"/>
-        </w:rPr>
-        <w:drawing>
-          <wp:inline distT="0" distB="0" distL="0" distR="0" wp14:anchorId="22DA33FF" wp14:editId="1DD2536E">
-            <wp:extent cx="4206240" cy="4580127"/>
-            <wp:effectExtent l="0" t="0" r="3810" b="0"/>
-            <wp:docPr id="988848436" name="Obraz 2"/>
-            <wp:cNvGraphicFramePr>
-              <a:graphicFrameLocks xmlns:a="http://schemas.openxmlformats.org/drawingml/2006/main" noChangeAspect="1"/>
-            </wp:cNvGraphicFramePr>
-            <a:graphic xmlns:a="http://schemas.openxmlformats.org/drawingml/2006/main">
-              <a:graphicData uri="http://schemas.openxmlformats.org/drawingml/2006/picture">
-                <pic:pic xmlns:pic="http://schemas.openxmlformats.org/drawingml/2006/picture">
-                  <pic:nvPicPr>
-                    <pic:cNvPr id="0" name="Picture 2"/>
-                    <pic:cNvPicPr>
-                      <a:picLocks noChangeAspect="1" noChangeArrowheads="1"/>
-                    </pic:cNvPicPr>
-                  </pic:nvPicPr>
-                  <pic:blipFill>
-                    <a:blip r:embed="rId7">
-                      <a:extLst>
-                        <a:ext uri="{28A0092B-C50C-407E-A947-70E740481C1C}">
-                          <a14:useLocalDpi xmlns:a14="http://schemas.microsoft.com/office/drawing/2010/main" val="0"/>
-                        </a:ext>
-                      </a:extLst>
-                    </a:blip>
-                    <a:srcRect/>
-                    <a:stretch>
-                      <a:fillRect/>
-                    </a:stretch>
-                  </pic:blipFill>
-                  <pic:spPr bwMode="auto">
-                    <a:xfrm>
-                      <a:off x="0" y="0"/>
-                      <a:ext cx="4220388" cy="4595533"/>
-                    </a:xfrm>
-                    <a:prstGeom prst="rect">
-                      <a:avLst/>
-                    </a:prstGeom>
-                    <a:noFill/>
-                    <a:ln>
-                      <a:noFill/>
-                    </a:ln>
-                  </pic:spPr>
-                </pic:pic>
-              </a:graphicData>
-            </a:graphic>
-          </wp:inline>
-        </w:drawing>
-      </w:r>
+      </w:pPr>
     </w:p>
     <w:p>
       <w:pPr>
@@ -372,65 +3189,7 @@
         </w:numPr>
         <w:ind w:left="360" w:hanging="360"/>
         <w:jc w:val="both"/>
-        <w:rPr>
-          <w:lang w:val="pl-PL"/>
-        </w:rPr>
-      </w:pPr>
-      <w:r>
-        <w:rPr>
-          <w:noProof/>
-          <w:lang w:val="pl-PL"/>
-        </w:rPr>
-        <w:lastRenderedPageBreak/>
-        <w:drawing>
-          <wp:inline distT="0" distB="0" distL="0" distR="0" wp14:anchorId="59B1B8E9" wp14:editId="37E812A2">
-            <wp:extent cx="6926580" cy="1584960"/>
-            <wp:effectExtent l="0" t="0" r="7620" b="0"/>
-            <wp:docPr id="2097812715" name="Obraz 3"/>
-            <wp:cNvGraphicFramePr>
-              <a:graphicFrameLocks xmlns:a="http://schemas.openxmlformats.org/drawingml/2006/main" noChangeAspect="1"/>
-            </wp:cNvGraphicFramePr>
-            <a:graphic xmlns:a="http://schemas.openxmlformats.org/drawingml/2006/main">
-              <a:graphicData uri="http://schemas.openxmlformats.org/drawingml/2006/picture">
-                <pic:pic xmlns:pic="http://schemas.openxmlformats.org/drawingml/2006/picture">
-                  <pic:nvPicPr>
-                    <pic:cNvPr id="0" name="Picture 3"/>
-                    <pic:cNvPicPr>
-                      <a:picLocks noChangeAspect="1" noChangeArrowheads="1"/>
-                    </pic:cNvPicPr>
-                  </pic:nvPicPr>
-                  <pic:blipFill>
-                    <a:blip r:embed="rId8">
-                      <a:extLst>
-                        <a:ext uri="{28A0092B-C50C-407E-A947-70E740481C1C}">
-                          <a14:useLocalDpi xmlns:a14="http://schemas.microsoft.com/office/drawing/2010/main" val="0"/>
-                        </a:ext>
-                      </a:extLst>
-                    </a:blip>
-                    <a:srcRect/>
-                    <a:stretch>
-                      <a:fillRect/>
-                    </a:stretch>
-                  </pic:blipFill>
-                  <pic:spPr bwMode="auto">
-                    <a:xfrm>
-                      <a:off x="0" y="0"/>
-                      <a:ext cx="6926580" cy="1584960"/>
-                    </a:xfrm>
-                    <a:prstGeom prst="rect">
-                      <a:avLst/>
-                    </a:prstGeom>
-                    <a:noFill/>
-                    <a:ln>
-                      <a:noFill/>
-                    </a:ln>
-                  </pic:spPr>
-                </pic:pic>
-              </a:graphicData>
-            </a:graphic>
-          </wp:inline>
-        </w:drawing>
-      </w:r>
+      </w:pPr>
     </w:p>
     <w:p>
       <w:pPr>
@@ -441,2990 +3200,17 @@
         </w:numPr>
         <w:ind w:left="360" w:hanging="360"/>
         <w:jc w:val="both"/>
-        <w:rPr>
-          <w:lang w:val="pl-PL"/>
-        </w:rPr>
       </w:pPr>
     </w:p>
     <w:p>
       <w:pPr>
-        <w:pStyle w:val="Listapunktowana"/>
-        <w:numPr>
-          <w:ilvl w:val="0"/>
-          <w:numId w:val="0"/>
-        </w:numPr>
-        <w:ind w:left="360" w:hanging="360"/>
         <w:jc w:val="both"/>
-        <w:rPr>
-          <w:lang w:val="pl-PL"/>
-        </w:rPr>
-      </w:pPr>
-      <w:r>
-        <w:rPr>
-          <w:noProof/>
-          <w:lang w:val="pl-PL"/>
-        </w:rPr>
-        <w:drawing>
-          <wp:inline distT="0" distB="0" distL="0" distR="0" wp14:anchorId="5A5DCB73" wp14:editId="3FCDED9C">
-            <wp:extent cx="6926580" cy="3253740"/>
-            <wp:effectExtent l="0" t="0" r="7620" b="3810"/>
-            <wp:docPr id="103883702" name="Obraz 4"/>
-            <wp:cNvGraphicFramePr>
-              <a:graphicFrameLocks xmlns:a="http://schemas.openxmlformats.org/drawingml/2006/main" noChangeAspect="1"/>
-            </wp:cNvGraphicFramePr>
-            <a:graphic xmlns:a="http://schemas.openxmlformats.org/drawingml/2006/main">
-              <a:graphicData uri="http://schemas.openxmlformats.org/drawingml/2006/picture">
-                <pic:pic xmlns:pic="http://schemas.openxmlformats.org/drawingml/2006/picture">
-                  <pic:nvPicPr>
-                    <pic:cNvPr id="0" name="Picture 4"/>
-                    <pic:cNvPicPr>
-                      <a:picLocks noChangeAspect="1" noChangeArrowheads="1"/>
-                    </pic:cNvPicPr>
-                  </pic:nvPicPr>
-                  <pic:blipFill>
-                    <a:blip r:embed="rId9">
-                      <a:extLst>
-                        <a:ext uri="{28A0092B-C50C-407E-A947-70E740481C1C}">
-                          <a14:useLocalDpi xmlns:a14="http://schemas.microsoft.com/office/drawing/2010/main" val="0"/>
-                        </a:ext>
-                      </a:extLst>
-                    </a:blip>
-                    <a:srcRect/>
-                    <a:stretch>
-                      <a:fillRect/>
-                    </a:stretch>
-                  </pic:blipFill>
-                  <pic:spPr bwMode="auto">
-                    <a:xfrm>
-                      <a:off x="0" y="0"/>
-                      <a:ext cx="6926580" cy="3253740"/>
-                    </a:xfrm>
-                    <a:prstGeom prst="rect">
-                      <a:avLst/>
-                    </a:prstGeom>
-                    <a:noFill/>
-                    <a:ln>
-                      <a:noFill/>
-                    </a:ln>
-                  </pic:spPr>
-                </pic:pic>
-              </a:graphicData>
-            </a:graphic>
-          </wp:inline>
-        </w:drawing>
-      </w:r>
-    </w:p>
-    <w:p>
-      <w:pPr>
-        <w:pStyle w:val="Nagwek1"/>
-        <w:jc w:val="both"/>
-        <w:rPr>
-          <w:lang w:val="pl-PL"/>
-        </w:rPr>
-      </w:pPr>
-      <w:r>
-        <w:rPr>
-          <w:lang w:val="pl-PL"/>
-        </w:rPr>
-        <w:t>5.2. Uporządkowany alfabetycznie wykaz wszystkich klas</w:t>
-      </w:r>
-    </w:p>
-    <w:p>
-      <w:pPr>
-        <w:jc w:val="both"/>
-      </w:pPr>
-      <w:r>
-        <w:rPr>
-          <w:lang w:val="pl-PL"/>
-        </w:rPr>
-        <w:t xml:space="preserve">Poniżej znajduje się skonsolidowany wykaz wszystkich zidentyfikowanych w systemie klas, stanowiący kompletną specyfikację obiektową. </w:t>
-      </w:r>
-      <w:proofErr w:type="spellStart"/>
-      <w:r>
-        <w:t>Został</w:t>
-      </w:r>
-      <w:proofErr w:type="spellEnd"/>
-      <w:r>
-        <w:t xml:space="preserve"> on </w:t>
-      </w:r>
-      <w:proofErr w:type="spellStart"/>
-      <w:r>
-        <w:t>przygotowany</w:t>
-      </w:r>
-      <w:proofErr w:type="spellEnd"/>
-      <w:r>
-        <w:t xml:space="preserve"> </w:t>
-      </w:r>
-      <w:proofErr w:type="spellStart"/>
-      <w:r>
-        <w:t>na</w:t>
-      </w:r>
-      <w:proofErr w:type="spellEnd"/>
-      <w:r>
-        <w:t xml:space="preserve"> podstawie powyższych diagramów.</w:t>
-      </w:r>
-    </w:p>
-    <w:p>
-      <w:pPr>
-        <w:jc w:val="both"/>
       </w:pPr>
       <w:r>
         <w:rPr>
           <w:b/>
         </w:rPr>
-        <w:t>1. Abonament</w:t>
-      </w:r>
-    </w:p>
-    <w:p>
-      <w:pPr>
-        <w:pStyle w:val="Listapunktowana"/>
-        <w:jc w:val="both"/>
-        <w:rPr>
-          <w:lang w:val="pl-PL"/>
-        </w:rPr>
-      </w:pPr>
-      <w:r>
-        <w:rPr>
-          <w:b/>
-          <w:lang w:val="pl-PL"/>
-        </w:rPr>
-        <w:t xml:space="preserve">Opis: </w:t>
-      </w:r>
-      <w:r>
-        <w:rPr>
-          <w:lang w:val="pl-PL"/>
-        </w:rPr>
-        <w:t>Reprezentuje usługę cyklicznego czyszczenia, którą klient może wykupić na dłuższy czas.</w:t>
-      </w:r>
-    </w:p>
-    <w:p>
-      <w:pPr>
-        <w:pStyle w:val="Listapunktowana"/>
-        <w:jc w:val="both"/>
-        <w:rPr>
-          <w:lang w:val="pl-PL"/>
-        </w:rPr>
-      </w:pPr>
-      <w:r>
-        <w:rPr>
-          <w:b/>
-          <w:lang w:val="pl-PL"/>
-        </w:rPr>
-        <w:t xml:space="preserve">Atrybuty: </w:t>
-      </w:r>
-      <w:r>
-        <w:rPr>
-          <w:lang w:val="pl-PL"/>
-        </w:rPr>
-        <w:t xml:space="preserve">id (UUID), </w:t>
-      </w:r>
-      <w:proofErr w:type="spellStart"/>
-      <w:r>
-        <w:rPr>
-          <w:lang w:val="pl-PL"/>
-        </w:rPr>
-        <w:t>okresOd</w:t>
-      </w:r>
-      <w:proofErr w:type="spellEnd"/>
-      <w:r>
-        <w:rPr>
-          <w:lang w:val="pl-PL"/>
-        </w:rPr>
-        <w:t xml:space="preserve">, </w:t>
-      </w:r>
-      <w:proofErr w:type="spellStart"/>
-      <w:r>
-        <w:rPr>
-          <w:lang w:val="pl-PL"/>
-        </w:rPr>
-        <w:t>okresDo</w:t>
-      </w:r>
-      <w:proofErr w:type="spellEnd"/>
-      <w:r>
-        <w:rPr>
-          <w:lang w:val="pl-PL"/>
-        </w:rPr>
-        <w:t xml:space="preserve"> (</w:t>
-      </w:r>
-      <w:proofErr w:type="spellStart"/>
-      <w:r>
-        <w:rPr>
-          <w:lang w:val="pl-PL"/>
-        </w:rPr>
-        <w:t>Date</w:t>
-      </w:r>
-      <w:proofErr w:type="spellEnd"/>
-      <w:r>
-        <w:rPr>
-          <w:lang w:val="pl-PL"/>
-        </w:rPr>
-        <w:t xml:space="preserve">), </w:t>
-      </w:r>
-      <w:proofErr w:type="spellStart"/>
-      <w:r>
-        <w:rPr>
-          <w:lang w:val="pl-PL"/>
-        </w:rPr>
-        <w:t>czestotliwosc</w:t>
-      </w:r>
-      <w:proofErr w:type="spellEnd"/>
-      <w:r>
-        <w:rPr>
-          <w:lang w:val="pl-PL"/>
-        </w:rPr>
-        <w:t xml:space="preserve"> (String), cena (Money), aktywny (</w:t>
-      </w:r>
-      <w:proofErr w:type="spellStart"/>
-      <w:r>
-        <w:rPr>
-          <w:lang w:val="pl-PL"/>
-        </w:rPr>
-        <w:t>Boolean</w:t>
-      </w:r>
-      <w:proofErr w:type="spellEnd"/>
-      <w:r>
-        <w:rPr>
-          <w:lang w:val="pl-PL"/>
-        </w:rPr>
-        <w:t>)</w:t>
-      </w:r>
-    </w:p>
-    <w:p>
-      <w:pPr>
-        <w:pStyle w:val="Listapunktowana"/>
-        <w:jc w:val="both"/>
-      </w:pPr>
-      <w:r>
-        <w:rPr>
-          <w:b/>
-        </w:rPr>
-        <w:t xml:space="preserve">Metody: </w:t>
-      </w:r>
-      <w:proofErr w:type="spellStart"/>
-      <w:r>
-        <w:t>aktywuj</w:t>
-      </w:r>
-      <w:proofErr w:type="spellEnd"/>
-      <w:r>
-        <w:t xml:space="preserve">(), </w:t>
-      </w:r>
-      <w:proofErr w:type="spellStart"/>
-      <w:r>
-        <w:t>przedluz</w:t>
-      </w:r>
-      <w:proofErr w:type="spellEnd"/>
-      <w:r>
-        <w:t xml:space="preserve">(), </w:t>
-      </w:r>
-      <w:proofErr w:type="spellStart"/>
-      <w:r>
-        <w:t>anuluj</w:t>
-      </w:r>
-      <w:proofErr w:type="spellEnd"/>
-      <w:r>
-        <w:t>()</w:t>
-      </w:r>
-    </w:p>
-    <w:p>
-      <w:pPr>
-        <w:jc w:val="both"/>
-      </w:pPr>
-      <w:r>
-        <w:rPr>
-          <w:b/>
-        </w:rPr>
-        <w:t>2. Administrator</w:t>
-      </w:r>
-    </w:p>
-    <w:p>
-      <w:pPr>
-        <w:pStyle w:val="Listapunktowana"/>
-        <w:jc w:val="both"/>
-        <w:rPr>
-          <w:lang w:val="pl-PL"/>
-        </w:rPr>
-      </w:pPr>
-      <w:r>
-        <w:rPr>
-          <w:b/>
-          <w:lang w:val="pl-PL"/>
-        </w:rPr>
-        <w:t xml:space="preserve">Opis: </w:t>
-      </w:r>
-      <w:r>
-        <w:rPr>
-          <w:lang w:val="pl-PL"/>
-        </w:rPr>
-        <w:t>Dziedziczy po klasie Pracownik. Reprezentuje menedżera z najwyższymi uprawnieniami w systemie.</w:t>
-      </w:r>
-    </w:p>
-    <w:p>
-      <w:pPr>
-        <w:pStyle w:val="Listapunktowana"/>
-        <w:jc w:val="both"/>
-        <w:rPr>
-          <w:lang w:val="pl-PL"/>
-        </w:rPr>
-      </w:pPr>
-      <w:r>
-        <w:rPr>
-          <w:b/>
-          <w:lang w:val="pl-PL"/>
-        </w:rPr>
-        <w:t xml:space="preserve">Atrybuty: </w:t>
-      </w:r>
-      <w:r>
-        <w:rPr>
-          <w:lang w:val="pl-PL"/>
-        </w:rPr>
-        <w:t xml:space="preserve">rola / </w:t>
-      </w:r>
-      <w:proofErr w:type="spellStart"/>
-      <w:r>
-        <w:rPr>
-          <w:lang w:val="pl-PL"/>
-        </w:rPr>
-        <w:t>poziomDostepu</w:t>
-      </w:r>
-      <w:proofErr w:type="spellEnd"/>
-      <w:r>
-        <w:rPr>
-          <w:lang w:val="pl-PL"/>
-        </w:rPr>
-        <w:t xml:space="preserve"> (String/</w:t>
-      </w:r>
-      <w:proofErr w:type="spellStart"/>
-      <w:r>
-        <w:rPr>
-          <w:lang w:val="pl-PL"/>
-        </w:rPr>
-        <w:t>int</w:t>
-      </w:r>
-      <w:proofErr w:type="spellEnd"/>
-      <w:r>
-        <w:rPr>
-          <w:lang w:val="pl-PL"/>
-        </w:rPr>
-        <w:t>)</w:t>
-      </w:r>
-    </w:p>
-    <w:p>
-      <w:pPr>
-        <w:pStyle w:val="Listapunktowana"/>
-        <w:jc w:val="both"/>
-        <w:rPr>
-          <w:lang w:val="pl-PL"/>
-        </w:rPr>
-      </w:pPr>
-      <w:r>
-        <w:rPr>
-          <w:b/>
-          <w:lang w:val="pl-PL"/>
-        </w:rPr>
-        <w:t xml:space="preserve">Metody: </w:t>
-      </w:r>
-      <w:proofErr w:type="spellStart"/>
-      <w:r>
-        <w:rPr>
-          <w:lang w:val="pl-PL"/>
-        </w:rPr>
-        <w:t>analizujStatystyki</w:t>
-      </w:r>
-      <w:proofErr w:type="spellEnd"/>
-      <w:r>
-        <w:rPr>
-          <w:lang w:val="pl-PL"/>
-        </w:rPr>
-        <w:t xml:space="preserve">() / </w:t>
-      </w:r>
-      <w:proofErr w:type="spellStart"/>
-      <w:r>
-        <w:rPr>
-          <w:lang w:val="pl-PL"/>
-        </w:rPr>
-        <w:t>generujRaport</w:t>
-      </w:r>
-      <w:proofErr w:type="spellEnd"/>
-      <w:r>
-        <w:rPr>
-          <w:lang w:val="pl-PL"/>
-        </w:rPr>
-        <w:t xml:space="preserve">() (generowanie zestawień PDF z przychodami), </w:t>
-      </w:r>
-      <w:proofErr w:type="spellStart"/>
-      <w:r>
-        <w:rPr>
-          <w:lang w:val="pl-PL"/>
-        </w:rPr>
-        <w:t>zarzadzajMagazynem</w:t>
-      </w:r>
-      <w:proofErr w:type="spellEnd"/>
-      <w:r>
-        <w:rPr>
-          <w:lang w:val="pl-PL"/>
-        </w:rPr>
-        <w:t xml:space="preserve">(), </w:t>
-      </w:r>
-      <w:proofErr w:type="spellStart"/>
-      <w:r>
-        <w:rPr>
-          <w:lang w:val="pl-PL"/>
-        </w:rPr>
-        <w:t>rozpatrzReklamacje</w:t>
-      </w:r>
-      <w:proofErr w:type="spellEnd"/>
-      <w:r>
-        <w:rPr>
-          <w:lang w:val="pl-PL"/>
-        </w:rPr>
-        <w:t>()</w:t>
-      </w:r>
-    </w:p>
-    <w:p>
-      <w:pPr>
-        <w:pStyle w:val="Listapunktowana"/>
-        <w:numPr>
-          <w:ilvl w:val="0"/>
-          <w:numId w:val="0"/>
-        </w:numPr>
-        <w:ind w:left="360" w:hanging="360"/>
-        <w:jc w:val="both"/>
-        <w:rPr>
-          <w:lang w:val="pl-PL"/>
-        </w:rPr>
-      </w:pPr>
-    </w:p>
-    <w:p>
-      <w:pPr>
-        <w:pStyle w:val="Listapunktowana"/>
-        <w:numPr>
-          <w:ilvl w:val="0"/>
-          <w:numId w:val="0"/>
-        </w:numPr>
-        <w:ind w:left="360" w:hanging="360"/>
-        <w:jc w:val="both"/>
-        <w:rPr>
-          <w:lang w:val="pl-PL"/>
-        </w:rPr>
-      </w:pPr>
-    </w:p>
-    <w:p>
-      <w:pPr>
-        <w:pStyle w:val="Listapunktowana"/>
-        <w:numPr>
-          <w:ilvl w:val="0"/>
-          <w:numId w:val="0"/>
-        </w:numPr>
-        <w:ind w:left="360" w:hanging="360"/>
-        <w:jc w:val="both"/>
-        <w:rPr>
-          <w:lang w:val="pl-PL"/>
-        </w:rPr>
-      </w:pPr>
-    </w:p>
-    <w:p>
-      <w:pPr>
-        <w:jc w:val="both"/>
-      </w:pPr>
-      <w:r>
-        <w:rPr>
-          <w:b/>
-        </w:rPr>
         <w:lastRenderedPageBreak/>
-        <w:t>3. Detergent</w:t>
-      </w:r>
-    </w:p>
-    <w:p>
-      <w:pPr>
-        <w:pStyle w:val="Listapunktowana"/>
-        <w:jc w:val="both"/>
-        <w:rPr>
-          <w:lang w:val="pl-PL"/>
-        </w:rPr>
-      </w:pPr>
-      <w:r>
-        <w:rPr>
-          <w:b/>
-          <w:lang w:val="pl-PL"/>
-        </w:rPr>
-        <w:t xml:space="preserve">Opis: </w:t>
-      </w:r>
-      <w:r>
-        <w:rPr>
-          <w:lang w:val="pl-PL"/>
-        </w:rPr>
-        <w:t>Określa konkretny środek chemiczny (np. Turbo-Pianę) utrzymywany w magazynie.</w:t>
-      </w:r>
-    </w:p>
-    <w:p>
-      <w:pPr>
-        <w:pStyle w:val="Listapunktowana"/>
-        <w:jc w:val="both"/>
-      </w:pPr>
-      <w:proofErr w:type="spellStart"/>
-      <w:r>
-        <w:rPr>
-          <w:b/>
-        </w:rPr>
-        <w:t>Atrybuty</w:t>
-      </w:r>
-      <w:proofErr w:type="spellEnd"/>
-      <w:r>
-        <w:rPr>
-          <w:b/>
-        </w:rPr>
-        <w:t xml:space="preserve">: </w:t>
-      </w:r>
-      <w:r>
-        <w:t xml:space="preserve">id (UUID), </w:t>
-      </w:r>
-      <w:proofErr w:type="spellStart"/>
-      <w:r>
-        <w:t>nazwa</w:t>
-      </w:r>
-      <w:proofErr w:type="spellEnd"/>
-      <w:r>
-        <w:t xml:space="preserve"> (String), stanLitry (Decimal), progAlarmowy (Decimal)</w:t>
-      </w:r>
-    </w:p>
-    <w:p>
-      <w:pPr>
-        <w:pStyle w:val="Listapunktowana"/>
-        <w:jc w:val="both"/>
-        <w:rPr>
-          <w:lang w:val="pl-PL"/>
-        </w:rPr>
-      </w:pPr>
-      <w:r>
-        <w:rPr>
-          <w:b/>
-          <w:lang w:val="pl-PL"/>
-        </w:rPr>
-        <w:t xml:space="preserve">Metody: </w:t>
-      </w:r>
-      <w:proofErr w:type="spellStart"/>
-      <w:r>
-        <w:rPr>
-          <w:lang w:val="pl-PL"/>
-        </w:rPr>
-        <w:t>zmniejszStan</w:t>
-      </w:r>
-      <w:proofErr w:type="spellEnd"/>
-      <w:r>
-        <w:rPr>
-          <w:lang w:val="pl-PL"/>
-        </w:rPr>
-        <w:t xml:space="preserve">(), </w:t>
-      </w:r>
-      <w:proofErr w:type="spellStart"/>
-      <w:r>
-        <w:rPr>
-          <w:lang w:val="pl-PL"/>
-        </w:rPr>
-        <w:t>uzupelnij</w:t>
-      </w:r>
-      <w:proofErr w:type="spellEnd"/>
-      <w:r>
-        <w:rPr>
-          <w:lang w:val="pl-PL"/>
-        </w:rPr>
-        <w:t xml:space="preserve">(), </w:t>
-      </w:r>
-      <w:proofErr w:type="spellStart"/>
-      <w:r>
-        <w:rPr>
-          <w:lang w:val="pl-PL"/>
-        </w:rPr>
-        <w:t>czyPonizejProgu</w:t>
-      </w:r>
-      <w:proofErr w:type="spellEnd"/>
-      <w:r>
-        <w:rPr>
-          <w:lang w:val="pl-PL"/>
-        </w:rPr>
-        <w:t>() (logika sprawdzająca konieczność automatycznego zamówienia)</w:t>
-      </w:r>
-    </w:p>
-    <w:p>
-      <w:pPr>
-        <w:jc w:val="both"/>
-      </w:pPr>
-      <w:r>
-        <w:rPr>
-          <w:b/>
-        </w:rPr>
-        <w:t>4. Dostawca</w:t>
-      </w:r>
-    </w:p>
-    <w:p>
-      <w:pPr>
-        <w:pStyle w:val="Listapunktowana"/>
-        <w:jc w:val="both"/>
-        <w:rPr>
-          <w:lang w:val="pl-PL"/>
-        </w:rPr>
-      </w:pPr>
-      <w:r>
-        <w:rPr>
-          <w:b/>
-          <w:lang w:val="pl-PL"/>
-        </w:rPr>
-        <w:t xml:space="preserve">Opis: </w:t>
-      </w:r>
-      <w:r>
-        <w:rPr>
-          <w:lang w:val="pl-PL"/>
-        </w:rPr>
-        <w:t>Obiekt zewnętrznego dostawcy hurtowego chemii.</w:t>
-      </w:r>
-    </w:p>
-    <w:p>
-      <w:pPr>
-        <w:pStyle w:val="Listapunktowana"/>
-        <w:jc w:val="both"/>
-        <w:rPr>
-          <w:lang w:val="pl-PL"/>
-        </w:rPr>
-      </w:pPr>
-      <w:r>
-        <w:rPr>
-          <w:b/>
-          <w:lang w:val="pl-PL"/>
-        </w:rPr>
-        <w:t xml:space="preserve">Atrybuty: </w:t>
-      </w:r>
-      <w:r>
-        <w:rPr>
-          <w:lang w:val="pl-PL"/>
-        </w:rPr>
-        <w:t xml:space="preserve">id (UUID), nazwa, email (String), </w:t>
-      </w:r>
-      <w:proofErr w:type="spellStart"/>
-      <w:r>
-        <w:rPr>
-          <w:lang w:val="pl-PL"/>
-        </w:rPr>
-        <w:t>czasDostawyDni</w:t>
-      </w:r>
-      <w:proofErr w:type="spellEnd"/>
-      <w:r>
-        <w:rPr>
-          <w:lang w:val="pl-PL"/>
-        </w:rPr>
-        <w:t xml:space="preserve"> (</w:t>
-      </w:r>
-      <w:proofErr w:type="spellStart"/>
-      <w:r>
-        <w:rPr>
-          <w:lang w:val="pl-PL"/>
-        </w:rPr>
-        <w:t>int</w:t>
-      </w:r>
-      <w:proofErr w:type="spellEnd"/>
-      <w:r>
-        <w:rPr>
-          <w:lang w:val="pl-PL"/>
-        </w:rPr>
-        <w:t>)</w:t>
-      </w:r>
-    </w:p>
-    <w:p>
-      <w:pPr>
-        <w:pStyle w:val="Listapunktowana"/>
-        <w:jc w:val="both"/>
-      </w:pPr>
-      <w:r>
-        <w:rPr>
-          <w:b/>
-        </w:rPr>
-        <w:t xml:space="preserve">Metody: </w:t>
-      </w:r>
-      <w:proofErr w:type="spellStart"/>
-      <w:r>
-        <w:t>przyjmijZapytanie</w:t>
-      </w:r>
-      <w:proofErr w:type="spellEnd"/>
-      <w:r>
-        <w:t>()</w:t>
-      </w:r>
-    </w:p>
-    <w:p>
-      <w:pPr>
-        <w:jc w:val="both"/>
-      </w:pPr>
-      <w:r>
-        <w:rPr>
-          <w:b/>
-        </w:rPr>
-        <w:t>5. Ekipa</w:t>
-      </w:r>
-    </w:p>
-    <w:p>
-      <w:pPr>
-        <w:pStyle w:val="Listapunktowana"/>
-        <w:jc w:val="both"/>
-        <w:rPr>
-          <w:lang w:val="pl-PL"/>
-        </w:rPr>
-      </w:pPr>
-      <w:r>
-        <w:rPr>
-          <w:b/>
-          <w:lang w:val="pl-PL"/>
-        </w:rPr>
-        <w:t xml:space="preserve">Opis: </w:t>
-      </w:r>
-      <w:r>
-        <w:rPr>
-          <w:lang w:val="pl-PL"/>
-        </w:rPr>
-        <w:t>Klasa grupująca pracowników terenowych do wspólnej realizacji trudniejszych zleceń.</w:t>
-      </w:r>
-    </w:p>
-    <w:p>
-      <w:pPr>
-        <w:pStyle w:val="Listapunktowana"/>
-        <w:jc w:val="both"/>
-        <w:rPr>
-          <w:lang w:val="pl-PL"/>
-        </w:rPr>
-      </w:pPr>
-      <w:r>
-        <w:rPr>
-          <w:b/>
-          <w:lang w:val="pl-PL"/>
-        </w:rPr>
-        <w:t xml:space="preserve">Atrybuty: </w:t>
-      </w:r>
-      <w:proofErr w:type="spellStart"/>
-      <w:r>
-        <w:rPr>
-          <w:lang w:val="pl-PL"/>
-        </w:rPr>
-        <w:t>idEkipy</w:t>
-      </w:r>
-      <w:proofErr w:type="spellEnd"/>
-      <w:r>
-        <w:rPr>
-          <w:lang w:val="pl-PL"/>
-        </w:rPr>
-        <w:t xml:space="preserve"> (UUID), nazwa (String)</w:t>
-      </w:r>
-    </w:p>
-    <w:p>
-      <w:pPr>
-        <w:pStyle w:val="Listapunktowana"/>
-        <w:jc w:val="both"/>
-      </w:pPr>
-      <w:r>
-        <w:rPr>
-          <w:b/>
-        </w:rPr>
-        <w:t xml:space="preserve">Metody: </w:t>
-      </w:r>
-      <w:proofErr w:type="spellStart"/>
-      <w:r>
-        <w:t>dodajOperatora</w:t>
-      </w:r>
-      <w:proofErr w:type="spellEnd"/>
-      <w:r>
-        <w:t xml:space="preserve">(), </w:t>
-      </w:r>
-      <w:proofErr w:type="spellStart"/>
-      <w:r>
-        <w:t>usunOperatora</w:t>
-      </w:r>
-      <w:proofErr w:type="spellEnd"/>
-      <w:r>
-        <w:t>()</w:t>
-      </w:r>
-    </w:p>
-    <w:p>
-      <w:pPr>
-        <w:jc w:val="both"/>
-      </w:pPr>
-      <w:r>
-        <w:rPr>
-          <w:b/>
-        </w:rPr>
-        <w:t>6. Klient</w:t>
-      </w:r>
-    </w:p>
-    <w:p>
-      <w:pPr>
-        <w:pStyle w:val="Listapunktowana"/>
-        <w:jc w:val="both"/>
-        <w:rPr>
-          <w:lang w:val="pl-PL"/>
-        </w:rPr>
-      </w:pPr>
-      <w:r>
-        <w:rPr>
-          <w:b/>
-          <w:lang w:val="pl-PL"/>
-        </w:rPr>
-        <w:t xml:space="preserve">Opis: </w:t>
-      </w:r>
-      <w:r>
-        <w:rPr>
-          <w:lang w:val="pl-PL"/>
-        </w:rPr>
-        <w:t>Dziedziczy po klasie Użytkownik. Główny aktor biznesowy inicjujący proces – zgłasza brudne problemy i opłaca zlecenia.</w:t>
-      </w:r>
-    </w:p>
-    <w:p>
-      <w:pPr>
-        <w:pStyle w:val="Listapunktowana"/>
-        <w:jc w:val="both"/>
-        <w:rPr>
-          <w:lang w:val="pl-PL"/>
-        </w:rPr>
-      </w:pPr>
-      <w:r>
-        <w:rPr>
-          <w:b/>
-          <w:lang w:val="pl-PL"/>
-        </w:rPr>
-        <w:t xml:space="preserve">Atrybuty: </w:t>
-      </w:r>
-      <w:proofErr w:type="spellStart"/>
-      <w:r>
-        <w:rPr>
-          <w:lang w:val="pl-PL"/>
-        </w:rPr>
-        <w:t>imie</w:t>
-      </w:r>
-      <w:proofErr w:type="spellEnd"/>
-      <w:r>
-        <w:rPr>
-          <w:lang w:val="pl-PL"/>
-        </w:rPr>
-        <w:t xml:space="preserve">, nazwisko (String), </w:t>
-      </w:r>
-      <w:proofErr w:type="spellStart"/>
-      <w:r>
-        <w:rPr>
-          <w:lang w:val="pl-PL"/>
-        </w:rPr>
-        <w:t>adresDomyslny</w:t>
-      </w:r>
-      <w:proofErr w:type="spellEnd"/>
-      <w:r>
-        <w:rPr>
-          <w:lang w:val="pl-PL"/>
-        </w:rPr>
-        <w:t xml:space="preserve"> (Adres), </w:t>
-      </w:r>
-      <w:proofErr w:type="spellStart"/>
-      <w:r>
-        <w:rPr>
-          <w:lang w:val="pl-PL"/>
-        </w:rPr>
-        <w:t>preferowanyKontakt</w:t>
-      </w:r>
-      <w:proofErr w:type="spellEnd"/>
-      <w:r>
-        <w:rPr>
-          <w:lang w:val="pl-PL"/>
-        </w:rPr>
-        <w:t xml:space="preserve"> (String)</w:t>
-      </w:r>
-    </w:p>
-    <w:p>
-      <w:pPr>
-        <w:pStyle w:val="Listapunktowana"/>
-        <w:jc w:val="both"/>
-      </w:pPr>
-      <w:r>
-        <w:rPr>
-          <w:b/>
-        </w:rPr>
-        <w:t xml:space="preserve">Metody: </w:t>
-      </w:r>
-      <w:proofErr w:type="spellStart"/>
-      <w:r>
-        <w:t>zglosUsluge</w:t>
-      </w:r>
-      <w:proofErr w:type="spellEnd"/>
-      <w:r>
-        <w:t xml:space="preserve">(), </w:t>
-      </w:r>
-      <w:proofErr w:type="spellStart"/>
-      <w:r>
-        <w:t>oplacZadatek</w:t>
-      </w:r>
-      <w:proofErr w:type="spellEnd"/>
-      <w:r>
-        <w:t xml:space="preserve">(), </w:t>
-      </w:r>
-      <w:proofErr w:type="spellStart"/>
-      <w:r>
-        <w:t>zlozReklamacje</w:t>
-      </w:r>
-      <w:proofErr w:type="spellEnd"/>
-      <w:r>
-        <w:t>()</w:t>
-      </w:r>
-    </w:p>
-    <w:p>
-      <w:pPr>
-        <w:jc w:val="both"/>
-      </w:pPr>
-      <w:r>
-        <w:rPr>
-          <w:b/>
-        </w:rPr>
-        <w:t>7. Magazyn</w:t>
-      </w:r>
-    </w:p>
-    <w:p>
-      <w:pPr>
-        <w:pStyle w:val="Listapunktowana"/>
-        <w:jc w:val="both"/>
-        <w:rPr>
-          <w:lang w:val="pl-PL"/>
-        </w:rPr>
-      </w:pPr>
-      <w:r>
-        <w:rPr>
-          <w:b/>
-          <w:lang w:val="pl-PL"/>
-        </w:rPr>
-        <w:t xml:space="preserve">Opis: </w:t>
-      </w:r>
-      <w:r>
-        <w:rPr>
-          <w:lang w:val="pl-PL"/>
-        </w:rPr>
-        <w:t>Klasa zarządzająca fizycznymi zapasami firmy, agregująca zbiór detergentów.</w:t>
-      </w:r>
-    </w:p>
-    <w:p>
-      <w:pPr>
-        <w:pStyle w:val="Listapunktowana"/>
-        <w:jc w:val="both"/>
-        <w:rPr>
-          <w:lang w:val="pl-PL"/>
-        </w:rPr>
-      </w:pPr>
-      <w:r>
-        <w:rPr>
-          <w:b/>
-          <w:lang w:val="pl-PL"/>
-        </w:rPr>
-        <w:t xml:space="preserve">Atrybuty: </w:t>
-      </w:r>
-      <w:r>
-        <w:rPr>
-          <w:lang w:val="pl-PL"/>
-        </w:rPr>
-        <w:t>id (UUID), nazwa, lokalizacja (String)</w:t>
-      </w:r>
-    </w:p>
-    <w:p>
-      <w:pPr>
-        <w:pStyle w:val="Listapunktowana"/>
-        <w:jc w:val="both"/>
-      </w:pPr>
-      <w:r>
-        <w:rPr>
-          <w:b/>
-        </w:rPr>
-        <w:t xml:space="preserve">Metody: </w:t>
-      </w:r>
-      <w:proofErr w:type="spellStart"/>
-      <w:r>
-        <w:t>sprawdzStany</w:t>
-      </w:r>
-      <w:proofErr w:type="spellEnd"/>
-      <w:r>
-        <w:t xml:space="preserve">(), </w:t>
-      </w:r>
-      <w:proofErr w:type="spellStart"/>
-      <w:r>
-        <w:t>zarezerwujChemie</w:t>
-      </w:r>
-      <w:proofErr w:type="spellEnd"/>
-      <w:r>
-        <w:t>()</w:t>
-      </w:r>
-    </w:p>
-    <w:p>
-      <w:pPr>
-        <w:jc w:val="both"/>
-      </w:pPr>
-      <w:r>
-        <w:rPr>
-          <w:b/>
-        </w:rPr>
-        <w:t>8. ModułIoT</w:t>
-      </w:r>
-    </w:p>
-    <w:p>
-      <w:pPr>
-        <w:pStyle w:val="Listapunktowana"/>
-        <w:jc w:val="both"/>
-        <w:rPr>
-          <w:lang w:val="pl-PL"/>
-        </w:rPr>
-      </w:pPr>
-      <w:r>
-        <w:rPr>
-          <w:b/>
-          <w:lang w:val="pl-PL"/>
-        </w:rPr>
-        <w:t xml:space="preserve">Opis: </w:t>
-      </w:r>
-      <w:r>
-        <w:rPr>
-          <w:lang w:val="pl-PL"/>
-        </w:rPr>
-        <w:t>Reprezentuje fizyczny układ elektroniczny wbudowany w myjkę, łączący się z chmurą.</w:t>
-      </w:r>
-    </w:p>
-    <w:p>
-      <w:pPr>
-        <w:pStyle w:val="Listapunktowana"/>
-        <w:jc w:val="both"/>
-      </w:pPr>
-      <w:proofErr w:type="spellStart"/>
-      <w:r>
-        <w:rPr>
-          <w:b/>
-        </w:rPr>
-        <w:t>Atrybuty</w:t>
-      </w:r>
-      <w:proofErr w:type="spellEnd"/>
-      <w:r>
-        <w:rPr>
-          <w:b/>
-        </w:rPr>
-        <w:t xml:space="preserve">: </w:t>
-      </w:r>
-      <w:r>
-        <w:t xml:space="preserve">id (UUID), </w:t>
-      </w:r>
-      <w:proofErr w:type="spellStart"/>
-      <w:r>
-        <w:t>wersjaFirmware</w:t>
-      </w:r>
-      <w:proofErr w:type="spellEnd"/>
-      <w:r>
-        <w:t xml:space="preserve"> (String), aktywny (Boolean)</w:t>
-      </w:r>
-    </w:p>
-    <w:p>
-      <w:pPr>
-        <w:pStyle w:val="Listapunktowana"/>
-        <w:jc w:val="both"/>
-      </w:pPr>
-      <w:r>
-        <w:rPr>
-          <w:b/>
-        </w:rPr>
-        <w:t xml:space="preserve">Metody: </w:t>
-      </w:r>
-      <w:r>
-        <w:t>pobierzOdczyt(), wyslijAlarm()</w:t>
-      </w:r>
-    </w:p>
-    <w:p>
-      <w:pPr>
-        <w:jc w:val="both"/>
-      </w:pPr>
-      <w:r>
-        <w:rPr>
-          <w:b/>
-        </w:rPr>
-        <w:t>9. MyjkaCiśnieniowa</w:t>
-      </w:r>
-    </w:p>
-    <w:p>
-      <w:pPr>
-        <w:pStyle w:val="Listapunktowana"/>
-        <w:jc w:val="both"/>
-        <w:rPr>
-          <w:lang w:val="pl-PL"/>
-        </w:rPr>
-      </w:pPr>
-      <w:r>
-        <w:rPr>
-          <w:b/>
-          <w:lang w:val="pl-PL"/>
-        </w:rPr>
-        <w:t xml:space="preserve">Opis: </w:t>
-      </w:r>
-      <w:r>
-        <w:rPr>
-          <w:lang w:val="pl-PL"/>
-        </w:rPr>
-        <w:t>Główny sprzęt wykonawczy. Narzędzie wykorzystywane przez operatora do realizacji zlecenia.</w:t>
-      </w:r>
-    </w:p>
-    <w:p>
-      <w:pPr>
-        <w:pStyle w:val="Listapunktowana"/>
-        <w:jc w:val="both"/>
-        <w:rPr>
-          <w:lang w:val="pl-PL"/>
-        </w:rPr>
-      </w:pPr>
-      <w:r>
-        <w:rPr>
-          <w:b/>
-          <w:lang w:val="pl-PL"/>
-        </w:rPr>
-        <w:t xml:space="preserve">Atrybuty: </w:t>
-      </w:r>
-      <w:r>
-        <w:rPr>
-          <w:lang w:val="pl-PL"/>
-        </w:rPr>
-        <w:t xml:space="preserve">id (UUID), </w:t>
-      </w:r>
-      <w:proofErr w:type="spellStart"/>
-      <w:r>
-        <w:rPr>
-          <w:lang w:val="pl-PL"/>
-        </w:rPr>
-        <w:t>nrSeryjny</w:t>
-      </w:r>
-      <w:proofErr w:type="spellEnd"/>
-      <w:r>
-        <w:rPr>
-          <w:lang w:val="pl-PL"/>
-        </w:rPr>
-        <w:t xml:space="preserve"> (String), status (</w:t>
-      </w:r>
-      <w:proofErr w:type="spellStart"/>
-      <w:r>
-        <w:rPr>
-          <w:lang w:val="pl-PL"/>
-        </w:rPr>
-        <w:t>StatusMyjki</w:t>
-      </w:r>
-      <w:proofErr w:type="spellEnd"/>
-      <w:r>
-        <w:rPr>
-          <w:lang w:val="pl-PL"/>
-        </w:rPr>
-        <w:t xml:space="preserve">), lokalizacja (String), </w:t>
-      </w:r>
-      <w:proofErr w:type="spellStart"/>
-      <w:r>
-        <w:rPr>
-          <w:lang w:val="pl-PL"/>
-        </w:rPr>
-        <w:t>dataOstatniegoPrzegladu</w:t>
-      </w:r>
-      <w:proofErr w:type="spellEnd"/>
-      <w:r>
-        <w:rPr>
-          <w:lang w:val="pl-PL"/>
-        </w:rPr>
-        <w:t xml:space="preserve"> (</w:t>
-      </w:r>
-      <w:proofErr w:type="spellStart"/>
-      <w:r>
-        <w:rPr>
-          <w:lang w:val="pl-PL"/>
-        </w:rPr>
-        <w:t>Date</w:t>
-      </w:r>
-      <w:proofErr w:type="spellEnd"/>
-      <w:r>
-        <w:rPr>
-          <w:lang w:val="pl-PL"/>
-        </w:rPr>
-        <w:t>)</w:t>
-      </w:r>
-    </w:p>
-    <w:p>
-      <w:pPr>
-        <w:pStyle w:val="Listapunktowana"/>
-        <w:jc w:val="both"/>
-        <w:rPr>
-          <w:lang w:val="pl-PL"/>
-        </w:rPr>
-      </w:pPr>
-      <w:r>
-        <w:rPr>
-          <w:b/>
-          <w:lang w:val="pl-PL"/>
-        </w:rPr>
-        <w:t xml:space="preserve">Metody: </w:t>
-      </w:r>
-      <w:proofErr w:type="spellStart"/>
-      <w:r>
-        <w:rPr>
-          <w:lang w:val="pl-PL"/>
-        </w:rPr>
-        <w:t>oznaczNaMiejscu</w:t>
-      </w:r>
-      <w:proofErr w:type="spellEnd"/>
-      <w:r>
-        <w:rPr>
-          <w:lang w:val="pl-PL"/>
-        </w:rPr>
-        <w:t xml:space="preserve">(), zablokuj() (odcięcie zasilania przy awarii), </w:t>
-      </w:r>
-      <w:proofErr w:type="spellStart"/>
-      <w:r>
-        <w:rPr>
-          <w:lang w:val="pl-PL"/>
-        </w:rPr>
-        <w:t>oddajDoNaprawy</w:t>
-      </w:r>
-      <w:proofErr w:type="spellEnd"/>
-      <w:r>
-        <w:rPr>
-          <w:lang w:val="pl-PL"/>
-        </w:rPr>
-        <w:t xml:space="preserve">(), </w:t>
-      </w:r>
-      <w:proofErr w:type="spellStart"/>
-      <w:r>
-        <w:rPr>
-          <w:lang w:val="pl-PL"/>
-        </w:rPr>
-        <w:t>przywrocDoUzytku</w:t>
-      </w:r>
-      <w:proofErr w:type="spellEnd"/>
-      <w:r>
-        <w:rPr>
-          <w:lang w:val="pl-PL"/>
-        </w:rPr>
-        <w:t>()</w:t>
-      </w:r>
-    </w:p>
-    <w:p>
-      <w:pPr>
-        <w:jc w:val="both"/>
-      </w:pPr>
-      <w:r>
-        <w:rPr>
-          <w:b/>
-        </w:rPr>
-        <w:t>10. Naprawa</w:t>
-      </w:r>
-    </w:p>
-    <w:p>
-      <w:pPr>
-        <w:pStyle w:val="Listapunktowana"/>
-        <w:jc w:val="both"/>
-        <w:rPr>
-          <w:lang w:val="pl-PL"/>
-        </w:rPr>
-      </w:pPr>
-      <w:r>
-        <w:rPr>
-          <w:b/>
-          <w:lang w:val="pl-PL"/>
-        </w:rPr>
-        <w:t xml:space="preserve">Opis: </w:t>
-      </w:r>
-      <w:r>
-        <w:rPr>
-          <w:lang w:val="pl-PL"/>
-        </w:rPr>
-        <w:t>Encja dokumentująca czynność serwisową wynikającą ze zdiagnozowania usterki myjki.</w:t>
-      </w:r>
-    </w:p>
-    <w:p>
-      <w:pPr>
-        <w:pStyle w:val="Listapunktowana"/>
-        <w:jc w:val="both"/>
-      </w:pPr>
-      <w:proofErr w:type="spellStart"/>
-      <w:r>
-        <w:rPr>
-          <w:b/>
-        </w:rPr>
-        <w:t>Atrybuty</w:t>
-      </w:r>
-      <w:proofErr w:type="spellEnd"/>
-      <w:r>
-        <w:rPr>
-          <w:b/>
-        </w:rPr>
-        <w:t xml:space="preserve">: </w:t>
-      </w:r>
-      <w:r>
-        <w:t xml:space="preserve">id (UUID), </w:t>
-      </w:r>
-      <w:proofErr w:type="spellStart"/>
-      <w:r>
-        <w:t>opis</w:t>
-      </w:r>
-      <w:proofErr w:type="spellEnd"/>
-      <w:r>
-        <w:t xml:space="preserve"> (String), status (StatusNaprawy), koszt (Money)</w:t>
-      </w:r>
-    </w:p>
-    <w:p>
-      <w:pPr>
-        <w:pStyle w:val="Listapunktowana"/>
-        <w:jc w:val="both"/>
-      </w:pPr>
-      <w:r>
-        <w:rPr>
-          <w:b/>
-        </w:rPr>
-        <w:t xml:space="preserve">Metody: </w:t>
-      </w:r>
-      <w:r>
-        <w:t>rozpocznij(), zakoncz()</w:t>
-      </w:r>
-    </w:p>
-    <w:p>
-      <w:pPr>
-        <w:jc w:val="both"/>
-      </w:pPr>
-      <w:r>
-        <w:rPr>
-          <w:b/>
-        </w:rPr>
-        <w:lastRenderedPageBreak/>
-        <w:t>11. OdczytIoT</w:t>
-      </w:r>
-    </w:p>
-    <w:p>
-      <w:pPr>
-        <w:pStyle w:val="Listapunktowana"/>
-        <w:jc w:val="both"/>
-        <w:rPr>
-          <w:lang w:val="pl-PL"/>
-        </w:rPr>
-      </w:pPr>
-      <w:r>
-        <w:rPr>
-          <w:b/>
-          <w:lang w:val="pl-PL"/>
-        </w:rPr>
-        <w:t xml:space="preserve">Opis: </w:t>
-      </w:r>
-      <w:r>
-        <w:rPr>
-          <w:lang w:val="pl-PL"/>
-        </w:rPr>
-        <w:t>Pojedyncza porcja danych wysłana przez moduł telemetrii myjki w czasie rzeczywistym.</w:t>
-      </w:r>
-    </w:p>
-    <w:p>
-      <w:pPr>
-        <w:pStyle w:val="Listapunktowana"/>
-        <w:jc w:val="both"/>
-        <w:rPr>
-          <w:lang w:val="pl-PL"/>
-        </w:rPr>
-      </w:pPr>
-      <w:r>
-        <w:rPr>
-          <w:b/>
-          <w:lang w:val="pl-PL"/>
-        </w:rPr>
-        <w:t xml:space="preserve">Atrybuty: </w:t>
-      </w:r>
-      <w:r>
-        <w:rPr>
-          <w:lang w:val="pl-PL"/>
-        </w:rPr>
-        <w:t>czas (</w:t>
-      </w:r>
-      <w:proofErr w:type="spellStart"/>
-      <w:r>
-        <w:rPr>
-          <w:lang w:val="pl-PL"/>
-        </w:rPr>
-        <w:t>DateTime</w:t>
-      </w:r>
-      <w:proofErr w:type="spellEnd"/>
-      <w:r>
-        <w:rPr>
-          <w:lang w:val="pl-PL"/>
-        </w:rPr>
-        <w:t xml:space="preserve">), </w:t>
-      </w:r>
-      <w:proofErr w:type="spellStart"/>
-      <w:r>
-        <w:rPr>
-          <w:lang w:val="pl-PL"/>
-        </w:rPr>
-        <w:t>przeplywWodyLMin</w:t>
-      </w:r>
-      <w:proofErr w:type="spellEnd"/>
-      <w:r>
-        <w:rPr>
-          <w:lang w:val="pl-PL"/>
-        </w:rPr>
-        <w:t xml:space="preserve">, </w:t>
-      </w:r>
-      <w:proofErr w:type="spellStart"/>
-      <w:r>
-        <w:rPr>
-          <w:lang w:val="pl-PL"/>
-        </w:rPr>
-        <w:t>temperaturaSilnikaC</w:t>
-      </w:r>
-      <w:proofErr w:type="spellEnd"/>
-      <w:r>
-        <w:rPr>
-          <w:lang w:val="pl-PL"/>
-        </w:rPr>
-        <w:t xml:space="preserve"> (</w:t>
-      </w:r>
-      <w:proofErr w:type="spellStart"/>
-      <w:r>
-        <w:rPr>
-          <w:lang w:val="pl-PL"/>
-        </w:rPr>
-        <w:t>Decimal</w:t>
-      </w:r>
-      <w:proofErr w:type="spellEnd"/>
-      <w:r>
-        <w:rPr>
-          <w:lang w:val="pl-PL"/>
-        </w:rPr>
-        <w:t>), alarm (</w:t>
-      </w:r>
-      <w:proofErr w:type="spellStart"/>
-      <w:r>
-        <w:rPr>
-          <w:lang w:val="pl-PL"/>
-        </w:rPr>
-        <w:t>Boolean</w:t>
-      </w:r>
-      <w:proofErr w:type="spellEnd"/>
-      <w:r>
-        <w:rPr>
-          <w:lang w:val="pl-PL"/>
-        </w:rPr>
-        <w:t>)</w:t>
-      </w:r>
-    </w:p>
-    <w:p>
-      <w:pPr>
-        <w:pStyle w:val="Listapunktowana"/>
-        <w:jc w:val="both"/>
-        <w:rPr>
-          <w:lang w:val="pl-PL"/>
-        </w:rPr>
-      </w:pPr>
-      <w:r>
-        <w:rPr>
-          <w:b/>
-          <w:lang w:val="pl-PL"/>
-        </w:rPr>
-        <w:t xml:space="preserve">Metody: </w:t>
-      </w:r>
-      <w:proofErr w:type="spellStart"/>
-      <w:r>
-        <w:rPr>
-          <w:lang w:val="pl-PL"/>
-        </w:rPr>
-        <w:t>czyPrzegrzanie</w:t>
-      </w:r>
-      <w:proofErr w:type="spellEnd"/>
-      <w:r>
-        <w:rPr>
-          <w:lang w:val="pl-PL"/>
-        </w:rPr>
-        <w:t>() (weryfikuje odczyt pod kątem konieczności blokady sprzętu)</w:t>
-      </w:r>
-    </w:p>
-    <w:p>
-      <w:pPr>
-        <w:jc w:val="both"/>
-      </w:pPr>
-      <w:r>
-        <w:rPr>
-          <w:b/>
-        </w:rPr>
-        <w:t>12. OperatorMyjki</w:t>
-      </w:r>
-    </w:p>
-    <w:p>
-      <w:pPr>
-        <w:pStyle w:val="Listapunktowana"/>
-        <w:jc w:val="both"/>
-        <w:rPr>
-          <w:lang w:val="pl-PL"/>
-        </w:rPr>
-      </w:pPr>
-      <w:r>
-        <w:rPr>
-          <w:b/>
-          <w:lang w:val="pl-PL"/>
-        </w:rPr>
-        <w:t xml:space="preserve">Opis: </w:t>
-      </w:r>
-      <w:r>
-        <w:rPr>
-          <w:lang w:val="pl-PL"/>
-        </w:rPr>
-        <w:t>Dziedziczy po klasie Pracownik. Reprezentuje osobę fizycznie wykonującą czyszczenie w terenie.</w:t>
-      </w:r>
-    </w:p>
-    <w:p>
-      <w:pPr>
-        <w:pStyle w:val="Listapunktowana"/>
-        <w:jc w:val="both"/>
-        <w:rPr>
-          <w:lang w:val="pl-PL"/>
-        </w:rPr>
-      </w:pPr>
-      <w:r>
-        <w:rPr>
-          <w:b/>
-          <w:lang w:val="pl-PL"/>
-        </w:rPr>
-        <w:t xml:space="preserve">Atrybuty: </w:t>
-      </w:r>
-      <w:proofErr w:type="spellStart"/>
-      <w:r>
-        <w:rPr>
-          <w:lang w:val="pl-PL"/>
-        </w:rPr>
-        <w:t>uprawnieniaSprzetowe</w:t>
-      </w:r>
-      <w:proofErr w:type="spellEnd"/>
-      <w:r>
-        <w:rPr>
-          <w:lang w:val="pl-PL"/>
-        </w:rPr>
-        <w:t xml:space="preserve"> (String), </w:t>
-      </w:r>
-      <w:proofErr w:type="spellStart"/>
-      <w:r>
-        <w:rPr>
-          <w:lang w:val="pl-PL"/>
-        </w:rPr>
-        <w:t>tabletId</w:t>
-      </w:r>
-      <w:proofErr w:type="spellEnd"/>
-      <w:r>
-        <w:rPr>
-          <w:lang w:val="pl-PL"/>
-        </w:rPr>
-        <w:t xml:space="preserve"> (String)</w:t>
-      </w:r>
-    </w:p>
-    <w:p>
-      <w:pPr>
-        <w:pStyle w:val="Listapunktowana"/>
-        <w:jc w:val="both"/>
-      </w:pPr>
-      <w:r>
-        <w:rPr>
-          <w:b/>
-        </w:rPr>
-        <w:t xml:space="preserve">Metody: </w:t>
-      </w:r>
-      <w:proofErr w:type="spellStart"/>
-      <w:r>
-        <w:t>rozpocznijPrace</w:t>
-      </w:r>
-      <w:proofErr w:type="spellEnd"/>
-      <w:r>
-        <w:t xml:space="preserve">(), </w:t>
-      </w:r>
-      <w:proofErr w:type="spellStart"/>
-      <w:r>
-        <w:t>zakonczPrace</w:t>
-      </w:r>
-      <w:proofErr w:type="spellEnd"/>
-      <w:r>
-        <w:t xml:space="preserve">(), </w:t>
-      </w:r>
-      <w:proofErr w:type="spellStart"/>
-      <w:r>
-        <w:t>dodajZdjeciePo</w:t>
-      </w:r>
-      <w:proofErr w:type="spellEnd"/>
-      <w:r>
-        <w:t>()</w:t>
-      </w:r>
-    </w:p>
-    <w:p>
-      <w:pPr>
-        <w:jc w:val="both"/>
-      </w:pPr>
-      <w:r>
-        <w:rPr>
-          <w:b/>
-        </w:rPr>
-        <w:t>13. Płatność</w:t>
-      </w:r>
-    </w:p>
-    <w:p>
-      <w:pPr>
-        <w:pStyle w:val="Listapunktowana"/>
-        <w:jc w:val="both"/>
-        <w:rPr>
-          <w:lang w:val="pl-PL"/>
-        </w:rPr>
-      </w:pPr>
-      <w:r>
-        <w:rPr>
-          <w:b/>
-          <w:lang w:val="pl-PL"/>
-        </w:rPr>
-        <w:t xml:space="preserve">Opis: </w:t>
-      </w:r>
-      <w:r>
-        <w:rPr>
-          <w:lang w:val="pl-PL"/>
-        </w:rPr>
-        <w:t>Klasa dokumentująca transakcję finansową (np. opłacenie zadatku za rezerwację).</w:t>
-      </w:r>
-    </w:p>
-    <w:p>
-      <w:pPr>
-        <w:pStyle w:val="Listapunktowana"/>
-        <w:jc w:val="both"/>
-        <w:rPr>
-          <w:lang w:val="pl-PL"/>
-        </w:rPr>
-      </w:pPr>
-      <w:r>
-        <w:rPr>
-          <w:b/>
-          <w:lang w:val="pl-PL"/>
-        </w:rPr>
-        <w:t xml:space="preserve">Atrybuty: </w:t>
-      </w:r>
-      <w:r>
-        <w:rPr>
-          <w:lang w:val="pl-PL"/>
-        </w:rPr>
-        <w:t>id (UUID), kwota (Money), status (</w:t>
-      </w:r>
-      <w:proofErr w:type="spellStart"/>
-      <w:r>
-        <w:rPr>
-          <w:lang w:val="pl-PL"/>
-        </w:rPr>
-        <w:t>StatusPlatnosci</w:t>
-      </w:r>
-      <w:proofErr w:type="spellEnd"/>
-      <w:r>
-        <w:rPr>
-          <w:lang w:val="pl-PL"/>
-        </w:rPr>
-        <w:t xml:space="preserve">), </w:t>
-      </w:r>
-      <w:proofErr w:type="spellStart"/>
-      <w:r>
-        <w:rPr>
-          <w:lang w:val="pl-PL"/>
-        </w:rPr>
-        <w:t>operatorRef</w:t>
-      </w:r>
-      <w:proofErr w:type="spellEnd"/>
-      <w:r>
-        <w:rPr>
-          <w:lang w:val="pl-PL"/>
-        </w:rPr>
-        <w:t xml:space="preserve"> (String – unikalny kod transakcji z banku)</w:t>
-      </w:r>
-    </w:p>
-    <w:p>
-      <w:pPr>
-        <w:pStyle w:val="Listapunktowana"/>
-        <w:jc w:val="both"/>
-      </w:pPr>
-      <w:r>
-        <w:rPr>
-          <w:b/>
-        </w:rPr>
-        <w:t xml:space="preserve">Metody: </w:t>
-      </w:r>
-      <w:proofErr w:type="spellStart"/>
-      <w:r>
-        <w:t>zainicjuj</w:t>
-      </w:r>
-      <w:proofErr w:type="spellEnd"/>
-      <w:r>
-        <w:t xml:space="preserve">(), </w:t>
-      </w:r>
-      <w:proofErr w:type="spellStart"/>
-      <w:r>
-        <w:t>potwierdz</w:t>
-      </w:r>
-      <w:proofErr w:type="spellEnd"/>
-      <w:r>
-        <w:t xml:space="preserve">(), </w:t>
-      </w:r>
-      <w:proofErr w:type="spellStart"/>
-      <w:r>
-        <w:t>anuluj</w:t>
-      </w:r>
-      <w:proofErr w:type="spellEnd"/>
-      <w:r>
-        <w:t>()</w:t>
-      </w:r>
-    </w:p>
-    <w:p>
-      <w:pPr>
-        <w:jc w:val="both"/>
-      </w:pPr>
-      <w:r>
-        <w:rPr>
-          <w:b/>
-        </w:rPr>
-        <w:t>14. Pracownik</w:t>
-      </w:r>
-    </w:p>
-    <w:p>
-      <w:pPr>
-        <w:pStyle w:val="Listapunktowana"/>
-        <w:jc w:val="both"/>
-        <w:rPr>
-          <w:lang w:val="pl-PL"/>
-        </w:rPr>
-      </w:pPr>
-      <w:r>
-        <w:rPr>
-          <w:b/>
-          <w:lang w:val="pl-PL"/>
-        </w:rPr>
-        <w:t xml:space="preserve">Opis: </w:t>
-      </w:r>
-      <w:r>
-        <w:rPr>
-          <w:lang w:val="pl-PL"/>
-        </w:rPr>
-        <w:t>Bazowa klasa dziedzicząca po Użytkowniku, stanowiąca rdzeń dla specyficznych ról pracowniczych w firmie.</w:t>
-      </w:r>
-    </w:p>
-    <w:p>
-      <w:pPr>
-        <w:pStyle w:val="Listapunktowana"/>
-        <w:jc w:val="both"/>
-        <w:rPr>
-          <w:lang w:val="pl-PL"/>
-        </w:rPr>
-      </w:pPr>
-      <w:r>
-        <w:rPr>
-          <w:b/>
-          <w:lang w:val="pl-PL"/>
-        </w:rPr>
-        <w:t xml:space="preserve">Atrybuty: </w:t>
-      </w:r>
-      <w:proofErr w:type="spellStart"/>
-      <w:r>
-        <w:rPr>
-          <w:lang w:val="pl-PL"/>
-        </w:rPr>
-        <w:t>nrPracownika</w:t>
-      </w:r>
-      <w:proofErr w:type="spellEnd"/>
-      <w:r>
-        <w:rPr>
-          <w:lang w:val="pl-PL"/>
-        </w:rPr>
-        <w:t xml:space="preserve"> / </w:t>
-      </w:r>
-      <w:proofErr w:type="spellStart"/>
-      <w:r>
-        <w:rPr>
-          <w:lang w:val="pl-PL"/>
-        </w:rPr>
-        <w:t>nrSluzbowy</w:t>
-      </w:r>
-      <w:proofErr w:type="spellEnd"/>
-      <w:r>
-        <w:rPr>
-          <w:lang w:val="pl-PL"/>
-        </w:rPr>
-        <w:t xml:space="preserve"> (String), </w:t>
-      </w:r>
-      <w:proofErr w:type="spellStart"/>
-      <w:r>
-        <w:rPr>
-          <w:lang w:val="pl-PL"/>
-        </w:rPr>
-        <w:t>dzial</w:t>
-      </w:r>
-      <w:proofErr w:type="spellEnd"/>
-      <w:r>
-        <w:rPr>
-          <w:lang w:val="pl-PL"/>
-        </w:rPr>
-        <w:t xml:space="preserve"> (String), status / aktywny (</w:t>
-      </w:r>
-      <w:proofErr w:type="spellStart"/>
-      <w:r>
-        <w:rPr>
-          <w:lang w:val="pl-PL"/>
-        </w:rPr>
-        <w:t>StatusPracy</w:t>
-      </w:r>
-      <w:proofErr w:type="spellEnd"/>
-      <w:r>
-        <w:rPr>
-          <w:lang w:val="pl-PL"/>
-        </w:rPr>
-        <w:t xml:space="preserve"> / </w:t>
-      </w:r>
-      <w:proofErr w:type="spellStart"/>
-      <w:r>
-        <w:rPr>
-          <w:lang w:val="pl-PL"/>
-        </w:rPr>
-        <w:t>Boolean</w:t>
-      </w:r>
-      <w:proofErr w:type="spellEnd"/>
-      <w:r>
-        <w:rPr>
-          <w:lang w:val="pl-PL"/>
-        </w:rPr>
-        <w:t>)</w:t>
-      </w:r>
-    </w:p>
-    <w:p>
-      <w:pPr>
-        <w:pStyle w:val="Listapunktowana"/>
-        <w:jc w:val="both"/>
-      </w:pPr>
-      <w:r>
-        <w:rPr>
-          <w:b/>
-        </w:rPr>
-        <w:t xml:space="preserve">Metody: </w:t>
-      </w:r>
-      <w:proofErr w:type="spellStart"/>
-      <w:r>
-        <w:t>pobierzZadania</w:t>
-      </w:r>
-      <w:proofErr w:type="spellEnd"/>
-      <w:r>
-        <w:t xml:space="preserve">(), </w:t>
-      </w:r>
-      <w:proofErr w:type="spellStart"/>
-      <w:r>
-        <w:t>zglosDostepnosc</w:t>
-      </w:r>
-      <w:proofErr w:type="spellEnd"/>
-      <w:r>
-        <w:t>()</w:t>
-      </w:r>
-    </w:p>
-    <w:p>
-      <w:pPr>
-        <w:jc w:val="both"/>
-      </w:pPr>
-      <w:r>
-        <w:rPr>
-          <w:b/>
-        </w:rPr>
-        <w:t>15. PracownikTechniczny</w:t>
-      </w:r>
-    </w:p>
-    <w:p>
-      <w:pPr>
-        <w:pStyle w:val="Listapunktowana"/>
-        <w:jc w:val="both"/>
-        <w:rPr>
-          <w:lang w:val="pl-PL"/>
-        </w:rPr>
-      </w:pPr>
-      <w:r>
-        <w:rPr>
-          <w:b/>
-          <w:lang w:val="pl-PL"/>
-        </w:rPr>
-        <w:t xml:space="preserve">Opis: </w:t>
-      </w:r>
-      <w:r>
-        <w:rPr>
-          <w:lang w:val="pl-PL"/>
-        </w:rPr>
-        <w:t>Dziedziczy po klasie Pracownik. Osoba odpowiedzialna za diagnozowanie i utrzymanie floty sprzętowej.</w:t>
-      </w:r>
-    </w:p>
-    <w:p>
-      <w:pPr>
-        <w:pStyle w:val="Listapunktowana"/>
-        <w:jc w:val="both"/>
-      </w:pPr>
-      <w:proofErr w:type="spellStart"/>
-      <w:r>
-        <w:rPr>
-          <w:b/>
-        </w:rPr>
-        <w:t>Atrybuty</w:t>
-      </w:r>
-      <w:proofErr w:type="spellEnd"/>
-      <w:r>
-        <w:rPr>
-          <w:b/>
-        </w:rPr>
-        <w:t xml:space="preserve">: </w:t>
-      </w:r>
-      <w:proofErr w:type="spellStart"/>
-      <w:r>
-        <w:t>specjalizacja</w:t>
-      </w:r>
-      <w:proofErr w:type="spellEnd"/>
-      <w:r>
-        <w:t xml:space="preserve"> (String)</w:t>
-      </w:r>
-    </w:p>
-    <w:p>
-      <w:pPr>
-        <w:pStyle w:val="Listapunktowana"/>
-        <w:jc w:val="both"/>
-      </w:pPr>
-      <w:r>
-        <w:rPr>
-          <w:b/>
-        </w:rPr>
-        <w:t xml:space="preserve">Metody: </w:t>
-      </w:r>
-      <w:r>
-        <w:t>wykonajPrzeglad(), oznaczDoNaprawy(), zwrocDoUzytku()</w:t>
-      </w:r>
-    </w:p>
-    <w:p>
-      <w:pPr>
-        <w:jc w:val="both"/>
-      </w:pPr>
-      <w:r>
-        <w:rPr>
-          <w:b/>
-        </w:rPr>
-        <w:t>16. PrzeglądSerwisowy</w:t>
-      </w:r>
-    </w:p>
-    <w:p>
-      <w:pPr>
-        <w:pStyle w:val="Listapunktowana"/>
-        <w:jc w:val="both"/>
-        <w:rPr>
-          <w:lang w:val="pl-PL"/>
-        </w:rPr>
-      </w:pPr>
-      <w:r>
-        <w:rPr>
-          <w:b/>
-          <w:lang w:val="pl-PL"/>
-        </w:rPr>
-        <w:t xml:space="preserve">Opis: </w:t>
-      </w:r>
-      <w:r>
-        <w:rPr>
-          <w:lang w:val="pl-PL"/>
-        </w:rPr>
-        <w:t>Zapis historyczny wykonania okresowej analizy stanu technicznego danej myjki.</w:t>
-      </w:r>
-    </w:p>
-    <w:p>
-      <w:pPr>
-        <w:pStyle w:val="Listapunktowana"/>
-        <w:jc w:val="both"/>
-        <w:rPr>
-          <w:lang w:val="pl-PL"/>
-        </w:rPr>
-      </w:pPr>
-      <w:r>
-        <w:rPr>
-          <w:b/>
-          <w:lang w:val="pl-PL"/>
-        </w:rPr>
-        <w:t xml:space="preserve">Atrybuty: </w:t>
-      </w:r>
-      <w:r>
-        <w:rPr>
-          <w:lang w:val="pl-PL"/>
-        </w:rPr>
-        <w:t>id (UUID), data (</w:t>
-      </w:r>
-      <w:proofErr w:type="spellStart"/>
-      <w:r>
-        <w:rPr>
-          <w:lang w:val="pl-PL"/>
-        </w:rPr>
-        <w:t>Date</w:t>
-      </w:r>
-      <w:proofErr w:type="spellEnd"/>
-      <w:r>
-        <w:rPr>
-          <w:lang w:val="pl-PL"/>
-        </w:rPr>
-        <w:t xml:space="preserve">), wynik (String), </w:t>
-      </w:r>
-      <w:proofErr w:type="spellStart"/>
-      <w:r>
-        <w:rPr>
-          <w:lang w:val="pl-PL"/>
-        </w:rPr>
-        <w:t>poziomUszkodzenia</w:t>
-      </w:r>
-      <w:proofErr w:type="spellEnd"/>
-      <w:r>
-        <w:rPr>
-          <w:lang w:val="pl-PL"/>
-        </w:rPr>
-        <w:t xml:space="preserve"> (</w:t>
-      </w:r>
-      <w:proofErr w:type="spellStart"/>
-      <w:r>
-        <w:rPr>
-          <w:lang w:val="pl-PL"/>
-        </w:rPr>
-        <w:t>int</w:t>
-      </w:r>
-      <w:proofErr w:type="spellEnd"/>
-      <w:r>
-        <w:rPr>
-          <w:lang w:val="pl-PL"/>
-        </w:rPr>
-        <w:t>)</w:t>
-      </w:r>
-    </w:p>
-    <w:p>
-      <w:pPr>
-        <w:pStyle w:val="Listapunktowana"/>
-        <w:jc w:val="both"/>
-      </w:pPr>
-      <w:r>
-        <w:rPr>
-          <w:b/>
-        </w:rPr>
-        <w:t xml:space="preserve">Metody: </w:t>
-      </w:r>
-      <w:proofErr w:type="spellStart"/>
-      <w:r>
-        <w:t>zapiszWynik</w:t>
-      </w:r>
-      <w:proofErr w:type="spellEnd"/>
-      <w:r>
-        <w:t xml:space="preserve">(), </w:t>
-      </w:r>
-      <w:proofErr w:type="spellStart"/>
-      <w:r>
-        <w:t>utworzNaprawe</w:t>
-      </w:r>
-      <w:proofErr w:type="spellEnd"/>
-      <w:r>
-        <w:t>()</w:t>
-      </w:r>
-    </w:p>
-    <w:p>
-      <w:pPr>
-        <w:jc w:val="both"/>
-      </w:pPr>
-      <w:r>
-        <w:rPr>
-          <w:b/>
-        </w:rPr>
-        <w:t>17. PrzydziałSprzętuZastępczego</w:t>
-      </w:r>
-    </w:p>
-    <w:p>
-      <w:pPr>
-        <w:pStyle w:val="Listapunktowana"/>
-        <w:jc w:val="both"/>
-        <w:rPr>
-          <w:lang w:val="pl-PL"/>
-        </w:rPr>
-      </w:pPr>
-      <w:r>
-        <w:rPr>
-          <w:b/>
-          <w:lang w:val="pl-PL"/>
-        </w:rPr>
-        <w:t xml:space="preserve">Opis: </w:t>
-      </w:r>
-      <w:r>
-        <w:rPr>
-          <w:lang w:val="pl-PL"/>
-        </w:rPr>
-        <w:t>Relacyjna klasa wiążąca rezerwowy sprzęt z ekipą w czasie trwania naprawy sprzętu głównego.</w:t>
-      </w:r>
-    </w:p>
-    <w:p>
-      <w:pPr>
-        <w:pStyle w:val="Listapunktowana"/>
-        <w:jc w:val="both"/>
-        <w:rPr>
-          <w:lang w:val="pl-PL"/>
-        </w:rPr>
-      </w:pPr>
-      <w:r>
-        <w:rPr>
-          <w:b/>
-          <w:lang w:val="pl-PL"/>
-        </w:rPr>
-        <w:t xml:space="preserve">Atrybuty: </w:t>
-      </w:r>
-      <w:r>
-        <w:rPr>
-          <w:lang w:val="pl-PL"/>
-        </w:rPr>
-        <w:t>id (UUID), od, do (</w:t>
-      </w:r>
-      <w:proofErr w:type="spellStart"/>
-      <w:r>
-        <w:rPr>
-          <w:lang w:val="pl-PL"/>
-        </w:rPr>
-        <w:t>DateTime</w:t>
-      </w:r>
-      <w:proofErr w:type="spellEnd"/>
-      <w:r>
-        <w:rPr>
-          <w:lang w:val="pl-PL"/>
-        </w:rPr>
-        <w:t xml:space="preserve">), </w:t>
-      </w:r>
-      <w:proofErr w:type="spellStart"/>
-      <w:r>
-        <w:rPr>
-          <w:lang w:val="pl-PL"/>
-        </w:rPr>
-        <w:t>powod</w:t>
-      </w:r>
-      <w:proofErr w:type="spellEnd"/>
-      <w:r>
-        <w:rPr>
-          <w:lang w:val="pl-PL"/>
-        </w:rPr>
-        <w:t xml:space="preserve"> (String)</w:t>
-      </w:r>
-    </w:p>
-    <w:p>
-      <w:pPr>
-        <w:pStyle w:val="Listapunktowana"/>
-        <w:jc w:val="both"/>
-      </w:pPr>
-      <w:r>
-        <w:rPr>
-          <w:b/>
-        </w:rPr>
-        <w:t xml:space="preserve">Metody: </w:t>
-      </w:r>
-      <w:proofErr w:type="spellStart"/>
-      <w:r>
-        <w:t>aktywuj</w:t>
-      </w:r>
-      <w:proofErr w:type="spellEnd"/>
-      <w:r>
-        <w:t xml:space="preserve">(), </w:t>
-      </w:r>
-      <w:proofErr w:type="spellStart"/>
-      <w:r>
-        <w:t>zamknij</w:t>
-      </w:r>
-      <w:proofErr w:type="spellEnd"/>
-      <w:r>
-        <w:t>()</w:t>
-      </w:r>
-    </w:p>
-    <w:p>
-      <w:pPr>
-        <w:jc w:val="both"/>
-      </w:pPr>
-      <w:r>
-        <w:rPr>
-          <w:b/>
-        </w:rPr>
-        <w:t>18. RaportStatystyczny</w:t>
-      </w:r>
-    </w:p>
-    <w:p>
-      <w:pPr>
-        <w:pStyle w:val="Listapunktowana"/>
-        <w:jc w:val="both"/>
-        <w:rPr>
-          <w:lang w:val="pl-PL"/>
-        </w:rPr>
-      </w:pPr>
-      <w:r>
-        <w:rPr>
-          <w:b/>
-          <w:lang w:val="pl-PL"/>
-        </w:rPr>
-        <w:t xml:space="preserve">Opis: </w:t>
-      </w:r>
-      <w:r>
-        <w:rPr>
-          <w:lang w:val="pl-PL"/>
-        </w:rPr>
-        <w:t>Obiekt przechowujący przetworzone dane o dochodach, umożliwiający Administratorowi analizę biznesową.</w:t>
-      </w:r>
-    </w:p>
-    <w:p>
-      <w:pPr>
-        <w:pStyle w:val="Listapunktowana"/>
-        <w:jc w:val="both"/>
-        <w:rPr>
-          <w:lang w:val="pl-PL"/>
-        </w:rPr>
-      </w:pPr>
-      <w:r>
-        <w:rPr>
-          <w:b/>
-          <w:lang w:val="pl-PL"/>
-        </w:rPr>
-        <w:t xml:space="preserve">Atrybuty: </w:t>
-      </w:r>
-      <w:proofErr w:type="spellStart"/>
-      <w:r>
-        <w:rPr>
-          <w:lang w:val="pl-PL"/>
-        </w:rPr>
-        <w:t>okresOd</w:t>
-      </w:r>
-      <w:proofErr w:type="spellEnd"/>
-      <w:r>
-        <w:rPr>
-          <w:lang w:val="pl-PL"/>
-        </w:rPr>
-        <w:t xml:space="preserve">, </w:t>
-      </w:r>
-      <w:proofErr w:type="spellStart"/>
-      <w:r>
-        <w:rPr>
-          <w:lang w:val="pl-PL"/>
-        </w:rPr>
-        <w:t>okresDo</w:t>
-      </w:r>
-      <w:proofErr w:type="spellEnd"/>
-      <w:r>
-        <w:rPr>
-          <w:lang w:val="pl-PL"/>
-        </w:rPr>
-        <w:t xml:space="preserve"> (</w:t>
-      </w:r>
-      <w:proofErr w:type="spellStart"/>
-      <w:r>
-        <w:rPr>
-          <w:lang w:val="pl-PL"/>
-        </w:rPr>
-        <w:t>Date</w:t>
-      </w:r>
-      <w:proofErr w:type="spellEnd"/>
-      <w:r>
-        <w:rPr>
-          <w:lang w:val="pl-PL"/>
-        </w:rPr>
-        <w:t xml:space="preserve">), </w:t>
-      </w:r>
-      <w:proofErr w:type="spellStart"/>
-      <w:r>
-        <w:rPr>
-          <w:lang w:val="pl-PL"/>
-        </w:rPr>
-        <w:t>przychodBeton</w:t>
-      </w:r>
-      <w:proofErr w:type="spellEnd"/>
-      <w:r>
-        <w:rPr>
-          <w:lang w:val="pl-PL"/>
-        </w:rPr>
-        <w:t xml:space="preserve">, </w:t>
-      </w:r>
-      <w:proofErr w:type="spellStart"/>
-      <w:r>
-        <w:rPr>
-          <w:lang w:val="pl-PL"/>
-        </w:rPr>
-        <w:t>przychodDrewno</w:t>
-      </w:r>
-      <w:proofErr w:type="spellEnd"/>
-      <w:r>
-        <w:rPr>
-          <w:lang w:val="pl-PL"/>
-        </w:rPr>
-        <w:t xml:space="preserve">, </w:t>
-      </w:r>
-      <w:proofErr w:type="spellStart"/>
-      <w:r>
-        <w:rPr>
-          <w:lang w:val="pl-PL"/>
-        </w:rPr>
-        <w:t>przychodTynk</w:t>
-      </w:r>
-      <w:proofErr w:type="spellEnd"/>
-      <w:r>
-        <w:rPr>
-          <w:lang w:val="pl-PL"/>
-        </w:rPr>
-        <w:t xml:space="preserve"> (Money)</w:t>
-      </w:r>
-    </w:p>
-    <w:p>
-      <w:pPr>
-        <w:pStyle w:val="Listapunktowana"/>
-        <w:jc w:val="both"/>
-      </w:pPr>
-      <w:r>
-        <w:rPr>
-          <w:b/>
-        </w:rPr>
-        <w:t xml:space="preserve">Metody: </w:t>
-      </w:r>
-      <w:proofErr w:type="spellStart"/>
-      <w:r>
-        <w:t>obliczPrzychody</w:t>
-      </w:r>
-      <w:proofErr w:type="spellEnd"/>
-      <w:r>
-        <w:t xml:space="preserve">(), </w:t>
-      </w:r>
-      <w:proofErr w:type="spellStart"/>
-      <w:r>
-        <w:t>obliczWydajnoscEkip</w:t>
-      </w:r>
-      <w:proofErr w:type="spellEnd"/>
-      <w:r>
-        <w:t xml:space="preserve">(), </w:t>
-      </w:r>
-      <w:proofErr w:type="spellStart"/>
-      <w:r>
-        <w:t>eksportujPDF</w:t>
-      </w:r>
-      <w:proofErr w:type="spellEnd"/>
-      <w:r>
-        <w:t>()</w:t>
-      </w:r>
-    </w:p>
-    <w:p>
-      <w:pPr>
-        <w:pStyle w:val="Listapunktowana"/>
-        <w:numPr>
-          <w:ilvl w:val="0"/>
-          <w:numId w:val="0"/>
-        </w:numPr>
-        <w:ind w:left="360"/>
-        <w:jc w:val="both"/>
-      </w:pPr>
-    </w:p>
-    <w:p>
-      <w:pPr>
-        <w:jc w:val="both"/>
-      </w:pPr>
-      <w:r>
-        <w:rPr>
-          <w:b/>
-        </w:rPr>
-        <w:lastRenderedPageBreak/>
-        <w:t>19. Reklamacja</w:t>
-      </w:r>
-    </w:p>
-    <w:p>
-      <w:pPr>
-        <w:pStyle w:val="Listapunktowana"/>
-        <w:jc w:val="both"/>
-        <w:rPr>
-          <w:lang w:val="pl-PL"/>
-        </w:rPr>
-      </w:pPr>
-      <w:r>
-        <w:rPr>
-          <w:b/>
-          <w:lang w:val="pl-PL"/>
-        </w:rPr>
-        <w:t xml:space="preserve">Opis: </w:t>
-      </w:r>
-      <w:r>
-        <w:rPr>
-          <w:lang w:val="pl-PL"/>
-        </w:rPr>
-        <w:t>Zgłoszenie zastrzeżeń do wykonanej usługi wykreowane przez Klienta.</w:t>
-      </w:r>
-    </w:p>
-    <w:p>
-      <w:pPr>
-        <w:pStyle w:val="Listapunktowana"/>
-        <w:jc w:val="both"/>
-        <w:rPr>
-          <w:lang w:val="pl-PL"/>
-        </w:rPr>
-      </w:pPr>
-      <w:r>
-        <w:rPr>
-          <w:b/>
-          <w:lang w:val="pl-PL"/>
-        </w:rPr>
-        <w:t xml:space="preserve">Atrybuty: </w:t>
-      </w:r>
-      <w:r>
-        <w:rPr>
-          <w:lang w:val="pl-PL"/>
-        </w:rPr>
-        <w:t>id (UUID), opis (String), status (</w:t>
-      </w:r>
-      <w:proofErr w:type="spellStart"/>
-      <w:r>
-        <w:rPr>
-          <w:lang w:val="pl-PL"/>
-        </w:rPr>
-        <w:t>StatusReklamacji</w:t>
-      </w:r>
-      <w:proofErr w:type="spellEnd"/>
-      <w:r>
-        <w:rPr>
-          <w:lang w:val="pl-PL"/>
-        </w:rPr>
-        <w:t xml:space="preserve">), </w:t>
-      </w:r>
-      <w:proofErr w:type="spellStart"/>
-      <w:r>
-        <w:rPr>
-          <w:lang w:val="pl-PL"/>
-        </w:rPr>
-        <w:t>dataZgloszenia</w:t>
-      </w:r>
-      <w:proofErr w:type="spellEnd"/>
-      <w:r>
-        <w:rPr>
-          <w:lang w:val="pl-PL"/>
-        </w:rPr>
-        <w:t xml:space="preserve">, </w:t>
-      </w:r>
-      <w:proofErr w:type="spellStart"/>
-      <w:r>
-        <w:rPr>
-          <w:lang w:val="pl-PL"/>
-        </w:rPr>
-        <w:t>terminOdpowiedzi</w:t>
-      </w:r>
-      <w:proofErr w:type="spellEnd"/>
-      <w:r>
-        <w:rPr>
-          <w:lang w:val="pl-PL"/>
-        </w:rPr>
-        <w:t xml:space="preserve"> (</w:t>
-      </w:r>
-      <w:proofErr w:type="spellStart"/>
-      <w:r>
-        <w:rPr>
-          <w:lang w:val="pl-PL"/>
-        </w:rPr>
-        <w:t>DateTime</w:t>
-      </w:r>
-      <w:proofErr w:type="spellEnd"/>
-      <w:r>
-        <w:rPr>
-          <w:lang w:val="pl-PL"/>
-        </w:rPr>
-        <w:t>)</w:t>
-      </w:r>
-    </w:p>
-    <w:p>
-      <w:pPr>
-        <w:pStyle w:val="Listapunktowana"/>
-        <w:jc w:val="both"/>
-      </w:pPr>
-      <w:r>
-        <w:rPr>
-          <w:b/>
-        </w:rPr>
-        <w:t xml:space="preserve">Metody: </w:t>
-      </w:r>
-      <w:proofErr w:type="spellStart"/>
-      <w:r>
-        <w:t>przyjmij</w:t>
-      </w:r>
-      <w:proofErr w:type="spellEnd"/>
-      <w:r>
-        <w:t xml:space="preserve">(), </w:t>
-      </w:r>
-      <w:proofErr w:type="spellStart"/>
-      <w:r>
-        <w:t>rozpatrz</w:t>
-      </w:r>
-      <w:proofErr w:type="spellEnd"/>
-      <w:r>
-        <w:t xml:space="preserve">(), </w:t>
-      </w:r>
-      <w:proofErr w:type="spellStart"/>
-      <w:r>
-        <w:t>zamknij</w:t>
-      </w:r>
-      <w:proofErr w:type="spellEnd"/>
-      <w:r>
-        <w:t>()</w:t>
-      </w:r>
-    </w:p>
-    <w:p>
-      <w:pPr>
-        <w:jc w:val="both"/>
-      </w:pPr>
-      <w:r>
-        <w:rPr>
-          <w:b/>
-        </w:rPr>
-        <w:t>20. Termin</w:t>
-      </w:r>
-    </w:p>
-    <w:p>
-      <w:pPr>
-        <w:pStyle w:val="Listapunktowana"/>
-        <w:jc w:val="both"/>
-        <w:rPr>
-          <w:lang w:val="pl-PL"/>
-        </w:rPr>
-      </w:pPr>
-      <w:r>
-        <w:rPr>
-          <w:b/>
-          <w:lang w:val="pl-PL"/>
-        </w:rPr>
-        <w:t xml:space="preserve">Opis: </w:t>
-      </w:r>
-      <w:r>
-        <w:rPr>
-          <w:lang w:val="pl-PL"/>
-        </w:rPr>
-        <w:t>Zarezerwowany blok czasu w kalendarzu firmy przydzielony do konkretnego zlecenia.</w:t>
-      </w:r>
-    </w:p>
-    <w:p>
-      <w:pPr>
-        <w:pStyle w:val="Listapunktowana"/>
-        <w:jc w:val="both"/>
-      </w:pPr>
-      <w:proofErr w:type="spellStart"/>
-      <w:r>
-        <w:rPr>
-          <w:b/>
-        </w:rPr>
-        <w:t>Atrybuty</w:t>
-      </w:r>
-      <w:proofErr w:type="spellEnd"/>
-      <w:r>
-        <w:rPr>
-          <w:b/>
-        </w:rPr>
-        <w:t xml:space="preserve">: </w:t>
-      </w:r>
-      <w:r>
-        <w:t xml:space="preserve">start, </w:t>
-      </w:r>
-      <w:proofErr w:type="spellStart"/>
-      <w:r>
-        <w:t>koniec</w:t>
-      </w:r>
-      <w:proofErr w:type="spellEnd"/>
-      <w:r>
-        <w:t xml:space="preserve"> (</w:t>
-      </w:r>
-      <w:proofErr w:type="spellStart"/>
-      <w:r>
-        <w:t>DateTime</w:t>
-      </w:r>
-      <w:proofErr w:type="spellEnd"/>
-      <w:r>
-        <w:t>), strefa (String), dostepny (Boolean)</w:t>
-      </w:r>
-    </w:p>
-    <w:p>
-      <w:pPr>
-        <w:pStyle w:val="Listapunktowana"/>
-        <w:jc w:val="both"/>
-      </w:pPr>
-      <w:r>
-        <w:rPr>
-          <w:b/>
-        </w:rPr>
-        <w:t xml:space="preserve">Metody: </w:t>
-      </w:r>
-      <w:r>
-        <w:t>zarezerwuj(), zwolnij()</w:t>
-      </w:r>
-    </w:p>
-    <w:p>
-      <w:pPr>
-        <w:jc w:val="both"/>
-      </w:pPr>
-      <w:r>
-        <w:rPr>
-          <w:b/>
-        </w:rPr>
-        <w:t>21. Użytkownik</w:t>
-      </w:r>
-    </w:p>
-    <w:p>
-      <w:pPr>
-        <w:pStyle w:val="Listapunktowana"/>
-        <w:jc w:val="both"/>
-        <w:rPr>
-          <w:lang w:val="pl-PL"/>
-        </w:rPr>
-      </w:pPr>
-      <w:r>
-        <w:rPr>
-          <w:b/>
-          <w:lang w:val="pl-PL"/>
-        </w:rPr>
-        <w:t xml:space="preserve">Opis: </w:t>
-      </w:r>
-      <w:r>
-        <w:rPr>
-          <w:lang w:val="pl-PL"/>
-        </w:rPr>
-        <w:t>Główna klasa bazowa dla każdego profilu posiadającego uprawnienia do logowania w systemie.</w:t>
-      </w:r>
-    </w:p>
-    <w:p>
-      <w:pPr>
-        <w:pStyle w:val="Listapunktowana"/>
-        <w:jc w:val="both"/>
-      </w:pPr>
-      <w:proofErr w:type="spellStart"/>
-      <w:r>
-        <w:rPr>
-          <w:b/>
-        </w:rPr>
-        <w:t>Atrybuty</w:t>
-      </w:r>
-      <w:proofErr w:type="spellEnd"/>
-      <w:r>
-        <w:rPr>
-          <w:b/>
-        </w:rPr>
-        <w:t xml:space="preserve">: </w:t>
-      </w:r>
-      <w:r>
-        <w:t>id (UUID), email, telefon, hasloHash (String - zahaszowane hasło), rola (Rola)</w:t>
-      </w:r>
-    </w:p>
-    <w:p>
-      <w:pPr>
-        <w:pStyle w:val="Listapunktowana"/>
-        <w:jc w:val="both"/>
-        <w:rPr>
-          <w:lang w:val="pl-PL"/>
-        </w:rPr>
-      </w:pPr>
-      <w:r>
-        <w:rPr>
-          <w:b/>
-          <w:lang w:val="pl-PL"/>
-        </w:rPr>
-        <w:t xml:space="preserve">Metody: </w:t>
-      </w:r>
-      <w:r>
-        <w:rPr>
-          <w:lang w:val="pl-PL"/>
-        </w:rPr>
-        <w:t xml:space="preserve">zaloguj() / </w:t>
-      </w:r>
-      <w:proofErr w:type="spellStart"/>
-      <w:r>
-        <w:rPr>
-          <w:lang w:val="pl-PL"/>
-        </w:rPr>
-        <w:t>zalogujSie</w:t>
-      </w:r>
-      <w:proofErr w:type="spellEnd"/>
-      <w:r>
-        <w:rPr>
-          <w:lang w:val="pl-PL"/>
-        </w:rPr>
-        <w:t xml:space="preserve">(), wyloguj() / </w:t>
-      </w:r>
-      <w:proofErr w:type="spellStart"/>
-      <w:r>
-        <w:rPr>
-          <w:lang w:val="pl-PL"/>
-        </w:rPr>
-        <w:t>wylogujSie</w:t>
-      </w:r>
-      <w:proofErr w:type="spellEnd"/>
-      <w:r>
-        <w:rPr>
-          <w:lang w:val="pl-PL"/>
-        </w:rPr>
-        <w:t xml:space="preserve">(), </w:t>
-      </w:r>
-      <w:proofErr w:type="spellStart"/>
-      <w:r>
-        <w:rPr>
-          <w:lang w:val="pl-PL"/>
-        </w:rPr>
-        <w:t>zmienDane</w:t>
-      </w:r>
-      <w:proofErr w:type="spellEnd"/>
-      <w:r>
-        <w:rPr>
-          <w:lang w:val="pl-PL"/>
-        </w:rPr>
-        <w:t xml:space="preserve">() / </w:t>
-      </w:r>
-      <w:proofErr w:type="spellStart"/>
-      <w:r>
-        <w:rPr>
-          <w:lang w:val="pl-PL"/>
-        </w:rPr>
-        <w:t>zmienHaslo</w:t>
-      </w:r>
-      <w:proofErr w:type="spellEnd"/>
-      <w:r>
-        <w:rPr>
-          <w:lang w:val="pl-PL"/>
-        </w:rPr>
-        <w:t>()</w:t>
-      </w:r>
-    </w:p>
-    <w:p>
-      <w:pPr>
-        <w:jc w:val="both"/>
-      </w:pPr>
-      <w:r>
-        <w:rPr>
-          <w:b/>
-        </w:rPr>
-        <w:t>22. Wycena</w:t>
-      </w:r>
-    </w:p>
-    <w:p>
-      <w:pPr>
-        <w:pStyle w:val="Listapunktowana"/>
-        <w:jc w:val="both"/>
-        <w:rPr>
-          <w:lang w:val="pl-PL"/>
-        </w:rPr>
-      </w:pPr>
-      <w:r>
-        <w:rPr>
-          <w:b/>
-          <w:lang w:val="pl-PL"/>
-        </w:rPr>
-        <w:t xml:space="preserve">Opis: </w:t>
-      </w:r>
-      <w:r>
-        <w:rPr>
-          <w:lang w:val="pl-PL"/>
-        </w:rPr>
-        <w:t>Systemowa kalkulacja kosztów stworzona na podstawie powierzchni i analizy wgranego zdjęcia.</w:t>
-      </w:r>
-    </w:p>
-    <w:p>
-      <w:pPr>
-        <w:pStyle w:val="Listapunktowana"/>
-        <w:jc w:val="both"/>
-      </w:pPr>
-      <w:proofErr w:type="spellStart"/>
-      <w:r>
-        <w:rPr>
-          <w:b/>
-        </w:rPr>
-        <w:t>Atrybuty</w:t>
-      </w:r>
-      <w:proofErr w:type="spellEnd"/>
-      <w:r>
-        <w:rPr>
-          <w:b/>
-        </w:rPr>
-        <w:t xml:space="preserve">: </w:t>
-      </w:r>
-      <w:proofErr w:type="spellStart"/>
-      <w:r>
-        <w:t>kwotaNetto</w:t>
-      </w:r>
-      <w:proofErr w:type="spellEnd"/>
-      <w:r>
-        <w:t xml:space="preserve">, </w:t>
-      </w:r>
-      <w:proofErr w:type="spellStart"/>
-      <w:r>
-        <w:t>kwotaBrutto</w:t>
-      </w:r>
-      <w:proofErr w:type="spellEnd"/>
-      <w:r>
-        <w:t xml:space="preserve"> (Money), vat (Decimal), waznaDo (DateTime)</w:t>
-      </w:r>
-    </w:p>
-    <w:p>
-      <w:pPr>
-        <w:pStyle w:val="Listapunktowana"/>
-        <w:jc w:val="both"/>
-      </w:pPr>
-      <w:r>
-        <w:rPr>
-          <w:b/>
-        </w:rPr>
-        <w:t xml:space="preserve">Metody: </w:t>
-      </w:r>
-      <w:r>
-        <w:t>oblicz(), uniewaznij()</w:t>
-      </w:r>
-    </w:p>
-    <w:p>
-      <w:pPr>
-        <w:jc w:val="both"/>
-      </w:pPr>
-      <w:r>
-        <w:rPr>
-          <w:b/>
-        </w:rPr>
-        <w:t>23. ZapytanieOfertowe</w:t>
-      </w:r>
-    </w:p>
-    <w:p>
-      <w:pPr>
-        <w:pStyle w:val="Listapunktowana"/>
-        <w:jc w:val="both"/>
-        <w:rPr>
-          <w:lang w:val="pl-PL"/>
-        </w:rPr>
-      </w:pPr>
-      <w:r>
-        <w:rPr>
-          <w:b/>
-          <w:lang w:val="pl-PL"/>
-        </w:rPr>
-        <w:t xml:space="preserve">Opis: </w:t>
-      </w:r>
-      <w:r>
-        <w:rPr>
-          <w:lang w:val="pl-PL"/>
-        </w:rPr>
-        <w:t>Dokument wygenerowany przez system po przekroczeniu progu alarmowego dla detergentów.</w:t>
-      </w:r>
-    </w:p>
-    <w:p>
-      <w:pPr>
-        <w:pStyle w:val="Listapunktowana"/>
-        <w:jc w:val="both"/>
-        <w:rPr>
-          <w:lang w:val="pl-PL"/>
-        </w:rPr>
-      </w:pPr>
-      <w:r>
-        <w:rPr>
-          <w:b/>
-          <w:lang w:val="pl-PL"/>
-        </w:rPr>
-        <w:t xml:space="preserve">Atrybuty: </w:t>
-      </w:r>
-      <w:r>
-        <w:rPr>
-          <w:lang w:val="pl-PL"/>
-        </w:rPr>
-        <w:t xml:space="preserve">id (UUID), </w:t>
-      </w:r>
-      <w:proofErr w:type="spellStart"/>
-      <w:r>
-        <w:rPr>
-          <w:lang w:val="pl-PL"/>
-        </w:rPr>
-        <w:t>dataWyslania</w:t>
-      </w:r>
-      <w:proofErr w:type="spellEnd"/>
-      <w:r>
-        <w:rPr>
-          <w:lang w:val="pl-PL"/>
-        </w:rPr>
-        <w:t xml:space="preserve"> (</w:t>
-      </w:r>
-      <w:proofErr w:type="spellStart"/>
-      <w:r>
-        <w:rPr>
-          <w:lang w:val="pl-PL"/>
-        </w:rPr>
-        <w:t>DateTime</w:t>
-      </w:r>
-      <w:proofErr w:type="spellEnd"/>
-      <w:r>
-        <w:rPr>
-          <w:lang w:val="pl-PL"/>
-        </w:rPr>
-        <w:t>), status (</w:t>
-      </w:r>
-      <w:proofErr w:type="spellStart"/>
-      <w:r>
-        <w:rPr>
-          <w:lang w:val="pl-PL"/>
-        </w:rPr>
-        <w:t>StatusZapytania</w:t>
-      </w:r>
-      <w:proofErr w:type="spellEnd"/>
-      <w:r>
-        <w:rPr>
-          <w:lang w:val="pl-PL"/>
-        </w:rPr>
-        <w:t xml:space="preserve">), </w:t>
-      </w:r>
-      <w:proofErr w:type="spellStart"/>
-      <w:r>
-        <w:rPr>
-          <w:lang w:val="pl-PL"/>
-        </w:rPr>
-        <w:t>iloscLitrow</w:t>
-      </w:r>
-      <w:proofErr w:type="spellEnd"/>
-      <w:r>
-        <w:rPr>
-          <w:lang w:val="pl-PL"/>
-        </w:rPr>
-        <w:t xml:space="preserve"> (</w:t>
-      </w:r>
-      <w:proofErr w:type="spellStart"/>
-      <w:r>
-        <w:rPr>
-          <w:lang w:val="pl-PL"/>
-        </w:rPr>
-        <w:t>Decimal</w:t>
-      </w:r>
-      <w:proofErr w:type="spellEnd"/>
-      <w:r>
-        <w:rPr>
-          <w:lang w:val="pl-PL"/>
-        </w:rPr>
-        <w:t>)</w:t>
-      </w:r>
-    </w:p>
-    <w:p>
-      <w:pPr>
-        <w:pStyle w:val="Listapunktowana"/>
-        <w:jc w:val="both"/>
-      </w:pPr>
-      <w:r>
-        <w:rPr>
-          <w:b/>
-        </w:rPr>
-        <w:t xml:space="preserve">Metody: </w:t>
-      </w:r>
-      <w:proofErr w:type="spellStart"/>
-      <w:r>
-        <w:t>wygeneruj</w:t>
-      </w:r>
-      <w:proofErr w:type="spellEnd"/>
-      <w:r>
-        <w:t xml:space="preserve">(), </w:t>
-      </w:r>
-      <w:proofErr w:type="spellStart"/>
-      <w:r>
-        <w:t>wyslij</w:t>
-      </w:r>
-      <w:proofErr w:type="spellEnd"/>
-      <w:r>
-        <w:t xml:space="preserve">(), </w:t>
-      </w:r>
-      <w:proofErr w:type="spellStart"/>
-      <w:r>
-        <w:t>zamknij</w:t>
-      </w:r>
-      <w:proofErr w:type="spellEnd"/>
-      <w:r>
-        <w:t>()</w:t>
-      </w:r>
-    </w:p>
-    <w:p>
-      <w:pPr>
-        <w:jc w:val="both"/>
-      </w:pPr>
-      <w:r>
-        <w:rPr>
-          <w:b/>
-        </w:rPr>
         <w:t>24. Zdjęcie</w:t>
       </w:r>
     </w:p>
